--- a/docs/Lab3_Report.docx
+++ b/docs/Lab3_Report.docx
@@ -54,29 +54,8 @@
       </w:r>
     </w:p>
     <w:p>
-      <w:proofErr w:type="spellStart"/>
-      <w:r>
-        <w:t>FastAPI</w:t>
-      </w:r>
-      <w:proofErr w:type="spellEnd"/>
-      <w:r>
-        <w:t xml:space="preserve"> and JS for our front end, using </w:t>
-      </w:r>
-      <w:proofErr w:type="spellStart"/>
-      <w:r>
-        <w:t>VueJS</w:t>
-      </w:r>
-      <w:proofErr w:type="spellEnd"/>
-      <w:r>
-        <w:t xml:space="preserve">. We will also need </w:t>
-      </w:r>
-      <w:proofErr w:type="gramStart"/>
-      <w:r>
-        <w:t>database</w:t>
-      </w:r>
-      <w:proofErr w:type="gramEnd"/>
-      <w:r>
-        <w:t xml:space="preserve"> so we are thinking</w:t>
+      <w:r>
+        <w:t>FastAPI and JS for our front end, using VueJS. We will also need database so we are thinking</w:t>
       </w:r>
     </w:p>
     <w:p>
@@ -91,15 +70,7 @@
     </w:p>
     <w:p>
       <w:r>
-        <w:t xml:space="preserve">planned will work for our project? Give feedback </w:t>
-      </w:r>
-      <w:proofErr w:type="gramStart"/>
-      <w:r>
-        <w:t>and also</w:t>
-      </w:r>
-      <w:proofErr w:type="gramEnd"/>
-      <w:r>
-        <w:t xml:space="preserve"> suggestions. </w:t>
+        <w:t>planned will work for our project? Give feedback and also suggestions. </w:t>
       </w:r>
     </w:p>
     <w:p>
@@ -119,45 +90,36 @@
           <w:b/>
           <w:bCs/>
         </w:rPr>
-        <w:t xml:space="preserve">Python with </w:t>
-      </w:r>
-      <w:proofErr w:type="spellStart"/>
+        <w:t>Python with FastAPI</w:t>
+      </w:r>
+      <w:r>
+        <w:t xml:space="preserve"> for the backend, </w:t>
+      </w:r>
       <w:r>
         <w:rPr>
           <w:b/>
           <w:bCs/>
         </w:rPr>
-        <w:t>FastAPI</w:t>
-      </w:r>
-      <w:proofErr w:type="spellEnd"/>
-      <w:r>
-        <w:t xml:space="preserve"> for the backend, </w:t>
+        <w:t>JavaScript with Vue.js</w:t>
+      </w:r>
+      <w:r>
+        <w:t xml:space="preserve"> for the frontend, and </w:t>
       </w:r>
       <w:r>
         <w:rPr>
           <w:b/>
           <w:bCs/>
         </w:rPr>
-        <w:t>JavaScript with Vue.js</w:t>
-      </w:r>
-      <w:r>
-        <w:t xml:space="preserve"> for the frontend, and </w:t>
+        <w:t>SQLite</w:t>
+      </w:r>
+      <w:r>
+        <w:t xml:space="preserve"> for the database—</w:t>
       </w:r>
       <w:r>
         <w:rPr>
           <w:b/>
           <w:bCs/>
         </w:rPr>
-        <w:t>SQLite</w:t>
-      </w:r>
-      <w:r>
-        <w:t xml:space="preserve"> for the database—</w:t>
-      </w:r>
-      <w:r>
-        <w:rPr>
-          <w:b/>
-          <w:bCs/>
-        </w:rPr>
         <w:t>will work exceptionally well</w:t>
       </w:r>
       <w:r>
@@ -167,15 +129,7 @@
     <w:p/>
     <w:p>
       <w:r>
-        <w:t xml:space="preserve">In fact, this exact stack aligns directly with the architectural requirements specified in your project documentation (e.g., </w:t>
-      </w:r>
-      <w:proofErr w:type="spellStart"/>
-      <w:r>
-        <w:t>FastAPI</w:t>
-      </w:r>
-      <w:proofErr w:type="spellEnd"/>
-      <w:r>
-        <w:t xml:space="preserve"> routers and Vue.js components are explicitly mandated for modular architecture under QUAL-3, and SQLite is specified for data persistence under SAFE-1). </w:t>
+        <w:t xml:space="preserve">In fact, this exact stack aligns directly with the architectural requirements specified in your project documentation (e.g., FastAPI routers and Vue.js components are explicitly mandated for modular architecture under QUAL-3, and SQLite is specified for data persistence under SAFE-1). </w:t>
       </w:r>
     </w:p>
     <w:p>
@@ -205,21 +159,12 @@
           <w:numId w:val="3"/>
         </w:numPr>
       </w:pPr>
-      <w:proofErr w:type="spellStart"/>
       <w:r>
         <w:rPr>
           <w:b/>
           <w:bCs/>
         </w:rPr>
-        <w:t>FastAPI</w:t>
-      </w:r>
-      <w:proofErr w:type="spellEnd"/>
-      <w:r>
-        <w:rPr>
-          <w:b/>
-          <w:bCs/>
-        </w:rPr>
-        <w:t xml:space="preserve"> (Backend):</w:t>
+        <w:t>FastAPI (Backend):</w:t>
       </w:r>
     </w:p>
     <w:p>
@@ -242,23 +187,7 @@
         <w:t>Why it works:</w:t>
       </w:r>
       <w:r>
-        <w:t xml:space="preserve"> Since your team is already familiar with Python, </w:t>
-      </w:r>
-      <w:proofErr w:type="spellStart"/>
-      <w:r>
-        <w:t>FastAPI</w:t>
-      </w:r>
-      <w:proofErr w:type="spellEnd"/>
-      <w:r>
-        <w:t xml:space="preserve"> has a gentle learning curve while offering high performance. It uses </w:t>
-      </w:r>
-      <w:proofErr w:type="spellStart"/>
-      <w:r>
-        <w:t>Pydantic</w:t>
-      </w:r>
-      <w:proofErr w:type="spellEnd"/>
-      <w:r>
-        <w:t xml:space="preserve"> for </w:t>
+        <w:t xml:space="preserve"> Since your team is already familiar with Python, FastAPI has a gentle learning curve while offering high performance. It uses Pydantic for </w:t>
       </w:r>
       <w:r>
         <w:lastRenderedPageBreak/>
@@ -301,15 +230,7 @@
         <w:t>Why it works:</w:t>
       </w:r>
       <w:r>
-        <w:t xml:space="preserve"> Vue.js is a fantastic choice for JavaScript familiarity. Its reactive </w:t>
-      </w:r>
-      <w:proofErr w:type="gramStart"/>
-      <w:r>
-        <w:t>data-binding</w:t>
-      </w:r>
-      <w:proofErr w:type="gramEnd"/>
-      <w:r>
-        <w:t xml:space="preserve"> and component-based structure make it easy to build dynamic interfaces—such as real-time word counters for reviews (REQ-4.2) and dynamic academic input fields that re-render based on the chosen education level (REQ-2.7). </w:t>
+        <w:t xml:space="preserve"> Vue.js is a fantastic choice for JavaScript familiarity. Its reactive data-binding and component-based structure make it easy to build dynamic interfaces—such as real-time word counters for reviews (REQ-4.2) and dynamic academic input fields that re-render based on the chosen education level (REQ-2.7). </w:t>
       </w:r>
     </w:p>
     <w:p/>
@@ -348,15 +269,7 @@
         <w:t>Why it works:</w:t>
       </w:r>
       <w:r>
-        <w:t xml:space="preserve"> As a file-based database, SQLite requires zero complex configuration or server management, making it perfect for an entry-level software engineering team. It fully supports transactions needed for bulk school database updates and rollback safety (REQ-5.5</w:t>
-      </w:r>
-      <w:proofErr w:type="gramStart"/>
-      <w:r>
-        <w:t>), and</w:t>
-      </w:r>
-      <w:proofErr w:type="gramEnd"/>
-      <w:r>
-        <w:t xml:space="preserve"> satisfies local persistence requirements (SAFE-1). </w:t>
+        <w:t xml:space="preserve"> As a file-based database, SQLite requires zero complex configuration or server management, making it perfect for an entry-level software engineering team. It fully supports transactions needed for bulk school database updates and rollback safety (REQ-5.5), and satisfies local persistence requirements (SAFE-1). </w:t>
       </w:r>
     </w:p>
     <w:p/>
@@ -372,23 +285,7 @@
           <w:b/>
           <w:bCs/>
         </w:rPr>
-        <w:t xml:space="preserve">Suggestions &amp; </w:t>
-      </w:r>
-      <w:proofErr w:type="gramStart"/>
-      <w:r>
-        <w:rPr>
-          <w:b/>
-          <w:bCs/>
-        </w:rPr>
-        <w:t>Implementation</w:t>
-      </w:r>
-      <w:proofErr w:type="gramEnd"/>
-      <w:r>
-        <w:rPr>
-          <w:b/>
-          <w:bCs/>
-        </w:rPr>
-        <w:t xml:space="preserve"> Best Practices</w:t>
+        <w:t>Suggestions &amp; Implementation Best Practices</w:t>
       </w:r>
     </w:p>
     <w:p>
@@ -416,17 +313,8 @@
         <w:t>Use an ORM (Object-Relational Mapper):</w:t>
       </w:r>
       <w:r>
-        <w:t xml:space="preserve"> Pair </w:t>
-      </w:r>
-      <w:proofErr w:type="spellStart"/>
-      <w:r>
-        <w:t>FastAPI</w:t>
-      </w:r>
-      <w:proofErr w:type="spellEnd"/>
-      <w:r>
-        <w:t xml:space="preserve"> with </w:t>
-      </w:r>
-      <w:proofErr w:type="spellStart"/>
+        <w:t xml:space="preserve"> Pair FastAPI with </w:t>
+      </w:r>
       <w:r>
         <w:rPr>
           <w:b/>
@@ -434,11 +322,9 @@
         </w:rPr>
         <w:t>SQLAlchemy</w:t>
       </w:r>
-      <w:proofErr w:type="spellEnd"/>
       <w:r>
         <w:t xml:space="preserve"> or </w:t>
       </w:r>
-      <w:proofErr w:type="spellStart"/>
       <w:r>
         <w:rPr>
           <w:b/>
@@ -446,7 +332,6 @@
         </w:rPr>
         <w:t>SQLModel</w:t>
       </w:r>
-      <w:proofErr w:type="spellEnd"/>
       <w:r>
         <w:t>. This will make it easier to manage relationships between users, bookmarked schools, reviews, and roadmaps while handling transactions securely.</w:t>
       </w:r>
@@ -555,39 +440,7 @@
     </w:p>
     <w:p>
       <w:r>
-        <w:t xml:space="preserve">The </w:t>
-      </w:r>
-      <w:proofErr w:type="gramStart"/>
-      <w:r>
-        <w:t>result</w:t>
-      </w:r>
-      <w:proofErr w:type="gramEnd"/>
-      <w:r>
-        <w:t xml:space="preserve"> </w:t>
-      </w:r>
-      <w:proofErr w:type="gramStart"/>
-      <w:r>
-        <w:t>are</w:t>
-      </w:r>
-      <w:proofErr w:type="gramEnd"/>
-      <w:r>
-        <w:t xml:space="preserve"> mostly the same because we had a </w:t>
-      </w:r>
-      <w:proofErr w:type="gramStart"/>
-      <w:r>
-        <w:t>near</w:t>
-      </w:r>
-      <w:proofErr w:type="gramEnd"/>
-      <w:r>
-        <w:t xml:space="preserve"> complete version of our requirements and documentation since week 2. Not only that, </w:t>
-      </w:r>
-      <w:proofErr w:type="gramStart"/>
-      <w:r>
-        <w:t>we</w:t>
-      </w:r>
-      <w:proofErr w:type="gramEnd"/>
-      <w:r>
-        <w:t xml:space="preserve"> also chose the programming languages and tech stack based on our team’s strength while also making sure the tech stack aligns well with our project.</w:t>
+        <w:t>The result are mostly the same because we had a near complete version of our requirements and documentation since week 2. Not only that, we also chose the programming languages and tech stack based on our team’s strength while also making sure the tech stack aligns well with our project.</w:t>
       </w:r>
     </w:p>
     <w:p/>
@@ -614,50 +467,13 @@
     </w:p>
     <w:p>
       <w:r>
-        <w:t xml:space="preserve">Above given are the necessary software requirements for the entry level project meant as </w:t>
-      </w:r>
-      <w:proofErr w:type="gramStart"/>
-      <w:r>
-        <w:t>school work</w:t>
-      </w:r>
-      <w:proofErr w:type="gramEnd"/>
-      <w:r>
-        <w:t xml:space="preserve">. The preferred programming language that we are using are </w:t>
-      </w:r>
-      <w:proofErr w:type="spellStart"/>
-      <w:r>
-        <w:t>VueJS</w:t>
-      </w:r>
-      <w:proofErr w:type="spellEnd"/>
-      <w:r>
-        <w:t xml:space="preserve"> for front end, </w:t>
-      </w:r>
-      <w:proofErr w:type="spellStart"/>
-      <w:r>
-        <w:t>FastAPI</w:t>
-      </w:r>
-      <w:proofErr w:type="spellEnd"/>
-      <w:r>
-        <w:t xml:space="preserve"> for backend and SQLite as our database. </w:t>
-      </w:r>
-    </w:p>
-    <w:p>
-      <w:proofErr w:type="gramStart"/>
+        <w:t xml:space="preserve">Above given are the necessary software requirements for the entry level project meant as school work. The preferred programming language that we are using are VueJS for front end, FastAPI for backend and SQLite as our database. </w:t>
+      </w:r>
+    </w:p>
+    <w:p>
       <w:r>
         <w:lastRenderedPageBreak/>
-        <w:t>with</w:t>
-      </w:r>
-      <w:proofErr w:type="gramEnd"/>
-      <w:r>
-        <w:t xml:space="preserve"> the given information, generate a minimal skeleton template for our project, consisting of a folder hierarchy containing files that are empty except for TODO comments. generate them inside a downloadable format such as .zip. Keep in mind that this is only an entry level project as well as </w:t>
-      </w:r>
-      <w:proofErr w:type="gramStart"/>
-      <w:r>
-        <w:t>to generate</w:t>
-      </w:r>
-      <w:proofErr w:type="gramEnd"/>
-      <w:r>
-        <w:t xml:space="preserve"> only the minimal skeleton template.</w:t>
+        <w:t>with the given information, generate a minimal skeleton template for our project, consisting of a folder hierarchy containing files that are empty except for TODO comments. generate them inside a downloadable format such as .zip. Keep in mind that this is only an entry level project as well as to generate only the minimal skeleton template.</w:t>
       </w:r>
     </w:p>
     <w:p>
@@ -670,15 +486,7 @@
     </w:p>
     <w:p>
       <w:r>
-        <w:t xml:space="preserve">I've created a minimal project skeleton template for your School Information System using Vue.js, </w:t>
-      </w:r>
-      <w:proofErr w:type="spellStart"/>
-      <w:r>
-        <w:t>FastAPI</w:t>
-      </w:r>
-      <w:proofErr w:type="spellEnd"/>
-      <w:r>
-        <w:t>, and SQLite, based on your class diagram, use case diagram, and Software Requirements Specification (SRS).</w:t>
+        <w:t>I've created a minimal project skeleton template for your School Information System using Vue.js, FastAPI, and SQLite, based on your class diagram, use case diagram, and Software Requirements Specification (SRS).</w:t>
       </w:r>
     </w:p>
     <w:p>
@@ -698,15 +506,7 @@
     </w:p>
     <w:p>
       <w:r>
-        <w:t xml:space="preserve">Download the project </w:t>
-      </w:r>
-      <w:proofErr w:type="gramStart"/>
-      <w:r>
-        <w:t>skeleton (.</w:t>
-      </w:r>
-      <w:proofErr w:type="gramEnd"/>
-      <w:r>
-        <w:t>zip)</w:t>
+        <w:t>Download the project skeleton (.zip)</w:t>
       </w:r>
     </w:p>
     <w:p>
@@ -730,1408 +530,1057 @@
       </w:r>
     </w:p>
     <w:p>
+      <w:pPr>
+        <w:rPr>
+          <w:rFonts w:ascii="MS Gothic" w:eastAsia="MS Gothic" w:hAnsi="MS Gothic" w:cs="MS Gothic"/>
+        </w:rPr>
+      </w:pPr>
       <w:r>
         <w:t xml:space="preserve">school-information-system-skeleton/ </w:t>
       </w:r>
-      <w:r>
-        <w:rPr>
-          <w:rFonts w:ascii="MS Gothic" w:eastAsia="MS Gothic" w:hAnsi="MS Gothic" w:cs="MS Gothic" w:hint="eastAsia"/>
-        </w:rPr>
-        <w:t>├</w:t>
-      </w:r>
-      <w:r>
-        <w:rPr>
-          <w:rFonts w:ascii="Aptos" w:hAnsi="Aptos" w:cs="Aptos"/>
-        </w:rPr>
-        <w:t>──</w:t>
-      </w:r>
-      <w:r>
-        <w:t xml:space="preserve"> README.md </w:t>
-      </w:r>
-      <w:r>
-        <w:rPr>
-          <w:rFonts w:ascii="MS Gothic" w:eastAsia="MS Gothic" w:hAnsi="MS Gothic" w:cs="MS Gothic" w:hint="eastAsia"/>
-        </w:rPr>
-        <w:t>├</w:t>
-      </w:r>
-      <w:r>
-        <w:rPr>
-          <w:rFonts w:ascii="Aptos" w:hAnsi="Aptos" w:cs="Aptos"/>
-        </w:rPr>
-        <w:t>──</w:t>
-      </w:r>
-      <w:r>
-        <w:t xml:space="preserve"> .</w:t>
-      </w:r>
-      <w:proofErr w:type="spellStart"/>
-      <w:r>
-        <w:t>gitignore</w:t>
-      </w:r>
-      <w:proofErr w:type="spellEnd"/>
-      <w:r>
-        <w:t xml:space="preserve"> </w:t>
-      </w:r>
-      <w:r>
-        <w:rPr>
-          <w:rFonts w:ascii="Aptos" w:hAnsi="Aptos" w:cs="Aptos"/>
-        </w:rPr>
-        <w:t>│</w:t>
-      </w:r>
-      <w:r>
-        <w:t xml:space="preserve"> </w:t>
-      </w:r>
-      <w:r>
-        <w:rPr>
-          <w:rFonts w:ascii="MS Gothic" w:eastAsia="MS Gothic" w:hAnsi="MS Gothic" w:cs="MS Gothic" w:hint="eastAsia"/>
-        </w:rPr>
-        <w:t>├</w:t>
-      </w:r>
-      <w:r>
-        <w:rPr>
-          <w:rFonts w:ascii="Aptos" w:hAnsi="Aptos" w:cs="Aptos"/>
-        </w:rPr>
-        <w:t>──</w:t>
-      </w:r>
-      <w:r>
-        <w:t xml:space="preserve"> frontend/ </w:t>
-      </w:r>
-      <w:r>
-        <w:rPr>
-          <w:rFonts w:ascii="Aptos" w:hAnsi="Aptos" w:cs="Aptos"/>
-        </w:rPr>
-        <w:t>│</w:t>
-      </w:r>
-      <w:r>
-        <w:t xml:space="preserve"> </w:t>
-      </w:r>
-      <w:r>
-        <w:rPr>
-          <w:rFonts w:ascii="MS Gothic" w:eastAsia="MS Gothic" w:hAnsi="MS Gothic" w:cs="MS Gothic" w:hint="eastAsia"/>
-        </w:rPr>
-        <w:t>├</w:t>
-      </w:r>
-      <w:r>
-        <w:rPr>
-          <w:rFonts w:ascii="Aptos" w:hAnsi="Aptos" w:cs="Aptos"/>
-        </w:rPr>
-        <w:t>──</w:t>
-      </w:r>
-      <w:r>
-        <w:t xml:space="preserve"> README.md │ └── </w:t>
-      </w:r>
-      <w:proofErr w:type="spellStart"/>
-      <w:r>
-        <w:t>src</w:t>
-      </w:r>
-      <w:proofErr w:type="spellEnd"/>
-      <w:r>
-        <w:t xml:space="preserve">/ │ </w:t>
-      </w:r>
-      <w:r>
-        <w:rPr>
-          <w:rFonts w:ascii="MS Gothic" w:eastAsia="MS Gothic" w:hAnsi="MS Gothic" w:cs="MS Gothic" w:hint="eastAsia"/>
-        </w:rPr>
-        <w:t>├</w:t>
-      </w:r>
-      <w:r>
-        <w:rPr>
-          <w:rFonts w:ascii="Aptos" w:hAnsi="Aptos" w:cs="Aptos"/>
-        </w:rPr>
-        <w:t>──</w:t>
-      </w:r>
-      <w:r>
-        <w:t xml:space="preserve"> main.js </w:t>
-      </w:r>
-      <w:r>
-        <w:rPr>
-          <w:rFonts w:ascii="Aptos" w:hAnsi="Aptos" w:cs="Aptos"/>
-        </w:rPr>
-        <w:t>│</w:t>
-      </w:r>
-      <w:r>
-        <w:t xml:space="preserve"> </w:t>
-      </w:r>
-      <w:r>
-        <w:rPr>
-          <w:rFonts w:ascii="MS Gothic" w:eastAsia="MS Gothic" w:hAnsi="MS Gothic" w:cs="MS Gothic" w:hint="eastAsia"/>
-        </w:rPr>
-        <w:t>├</w:t>
-      </w:r>
-      <w:r>
-        <w:rPr>
-          <w:rFonts w:ascii="Aptos" w:hAnsi="Aptos" w:cs="Aptos"/>
-        </w:rPr>
-        <w:t>──</w:t>
-      </w:r>
-      <w:r>
-        <w:t xml:space="preserve"> </w:t>
-      </w:r>
-      <w:proofErr w:type="spellStart"/>
-      <w:r>
-        <w:t>App.vue</w:t>
-      </w:r>
-      <w:proofErr w:type="spellEnd"/>
-      <w:r>
-        <w:t xml:space="preserve"> </w:t>
-      </w:r>
-      <w:r>
-        <w:rPr>
-          <w:rFonts w:ascii="Aptos" w:hAnsi="Aptos" w:cs="Aptos"/>
-        </w:rPr>
-        <w:t>│</w:t>
-      </w:r>
-      <w:r>
-        <w:t xml:space="preserve"> </w:t>
-      </w:r>
-      <w:r>
-        <w:rPr>
-          <w:rFonts w:ascii="MS Gothic" w:eastAsia="MS Gothic" w:hAnsi="MS Gothic" w:cs="MS Gothic" w:hint="eastAsia"/>
-        </w:rPr>
-        <w:t>├</w:t>
-      </w:r>
-      <w:r>
-        <w:rPr>
-          <w:rFonts w:ascii="Aptos" w:hAnsi="Aptos" w:cs="Aptos"/>
-        </w:rPr>
-        <w:t>──</w:t>
-      </w:r>
-      <w:r>
-        <w:t xml:space="preserve"> router/ </w:t>
-      </w:r>
-      <w:r>
-        <w:rPr>
-          <w:rFonts w:ascii="Aptos" w:hAnsi="Aptos" w:cs="Aptos"/>
-        </w:rPr>
-        <w:t>│</w:t>
-      </w:r>
-      <w:r>
-        <w:t xml:space="preserve"> </w:t>
-      </w:r>
-      <w:r>
-        <w:rPr>
-          <w:rFonts w:ascii="Aptos" w:hAnsi="Aptos" w:cs="Aptos"/>
-        </w:rPr>
-        <w:t>│</w:t>
-      </w:r>
-      <w:r>
-        <w:t xml:space="preserve"> </w:t>
-      </w:r>
-      <w:r>
-        <w:rPr>
-          <w:rFonts w:ascii="Aptos" w:hAnsi="Aptos" w:cs="Aptos"/>
-        </w:rPr>
-        <w:t>└──</w:t>
-      </w:r>
-      <w:r>
-        <w:t xml:space="preserve"> index.js </w:t>
-      </w:r>
-      <w:r>
-        <w:rPr>
-          <w:rFonts w:ascii="Aptos" w:hAnsi="Aptos" w:cs="Aptos"/>
-        </w:rPr>
-        <w:t>│</w:t>
-      </w:r>
-      <w:r>
-        <w:t xml:space="preserve"> </w:t>
-      </w:r>
-      <w:r>
-        <w:rPr>
-          <w:rFonts w:ascii="MS Gothic" w:eastAsia="MS Gothic" w:hAnsi="MS Gothic" w:cs="MS Gothic" w:hint="eastAsia"/>
-        </w:rPr>
-        <w:t>├</w:t>
-      </w:r>
-      <w:r>
-        <w:rPr>
-          <w:rFonts w:ascii="Aptos" w:hAnsi="Aptos" w:cs="Aptos"/>
-        </w:rPr>
-        <w:t>──</w:t>
-      </w:r>
-      <w:r>
-        <w:t xml:space="preserve"> services/ </w:t>
-      </w:r>
-      <w:r>
-        <w:rPr>
-          <w:rFonts w:ascii="Aptos" w:hAnsi="Aptos" w:cs="Aptos"/>
-        </w:rPr>
-        <w:t>│</w:t>
-      </w:r>
-      <w:r>
-        <w:t xml:space="preserve"> </w:t>
-      </w:r>
-      <w:r>
-        <w:rPr>
-          <w:rFonts w:ascii="Aptos" w:hAnsi="Aptos" w:cs="Aptos"/>
-        </w:rPr>
-        <w:t>│</w:t>
-      </w:r>
-      <w:r>
-        <w:t xml:space="preserve"> </w:t>
-      </w:r>
-      <w:r>
-        <w:rPr>
-          <w:rFonts w:ascii="Aptos" w:hAnsi="Aptos" w:cs="Aptos"/>
-        </w:rPr>
-        <w:t>└──</w:t>
-      </w:r>
-      <w:r>
-        <w:t xml:space="preserve"> api.js </w:t>
-      </w:r>
-      <w:r>
-        <w:rPr>
-          <w:rFonts w:ascii="Aptos" w:hAnsi="Aptos" w:cs="Aptos"/>
-        </w:rPr>
-        <w:t>│</w:t>
-      </w:r>
-      <w:r>
-        <w:t xml:space="preserve"> </w:t>
-      </w:r>
-      <w:r>
-        <w:rPr>
-          <w:rFonts w:ascii="MS Gothic" w:eastAsia="MS Gothic" w:hAnsi="MS Gothic" w:cs="MS Gothic" w:hint="eastAsia"/>
-        </w:rPr>
-        <w:t>├</w:t>
-      </w:r>
-      <w:r>
-        <w:rPr>
-          <w:rFonts w:ascii="Aptos" w:hAnsi="Aptos" w:cs="Aptos"/>
-        </w:rPr>
-        <w:t>──</w:t>
-      </w:r>
-      <w:r>
-        <w:t xml:space="preserve"> components/ </w:t>
-      </w:r>
-      <w:r>
-        <w:rPr>
-          <w:rFonts w:ascii="Aptos" w:hAnsi="Aptos" w:cs="Aptos"/>
-        </w:rPr>
-        <w:t>│</w:t>
-      </w:r>
-      <w:r>
-        <w:t xml:space="preserve"> </w:t>
-      </w:r>
-      <w:r>
-        <w:rPr>
-          <w:rFonts w:ascii="Aptos" w:hAnsi="Aptos" w:cs="Aptos"/>
-        </w:rPr>
-        <w:t>│</w:t>
-      </w:r>
-      <w:r>
-        <w:t xml:space="preserve"> </w:t>
-      </w:r>
-      <w:r>
-        <w:rPr>
-          <w:rFonts w:ascii="Aptos" w:hAnsi="Aptos" w:cs="Aptos"/>
-        </w:rPr>
-        <w:t>└──</w:t>
-      </w:r>
-      <w:r>
-        <w:t xml:space="preserve"> README.md </w:t>
-      </w:r>
-      <w:r>
-        <w:rPr>
-          <w:rFonts w:ascii="Aptos" w:hAnsi="Aptos" w:cs="Aptos"/>
-        </w:rPr>
-        <w:t>│</w:t>
-      </w:r>
-      <w:r>
-        <w:t xml:space="preserve"> </w:t>
-      </w:r>
-      <w:r>
-        <w:rPr>
-          <w:rFonts w:ascii="Aptos" w:hAnsi="Aptos" w:cs="Aptos"/>
-        </w:rPr>
-        <w:t>└──</w:t>
-      </w:r>
-      <w:r>
-        <w:t xml:space="preserve"> views/ </w:t>
-      </w:r>
-      <w:r>
-        <w:rPr>
-          <w:rFonts w:ascii="Aptos" w:hAnsi="Aptos" w:cs="Aptos"/>
-        </w:rPr>
-        <w:t>│</w:t>
-      </w:r>
-      <w:r>
-        <w:t xml:space="preserve"> </w:t>
-      </w:r>
-      <w:r>
-        <w:rPr>
-          <w:rFonts w:ascii="MS Gothic" w:eastAsia="MS Gothic" w:hAnsi="MS Gothic" w:cs="MS Gothic" w:hint="eastAsia"/>
-        </w:rPr>
-        <w:t>├</w:t>
-      </w:r>
-      <w:r>
-        <w:rPr>
-          <w:rFonts w:ascii="Aptos" w:hAnsi="Aptos" w:cs="Aptos"/>
-        </w:rPr>
-        <w:t>──</w:t>
-      </w:r>
-      <w:r>
-        <w:t xml:space="preserve"> </w:t>
-      </w:r>
-      <w:proofErr w:type="spellStart"/>
-      <w:r>
-        <w:t>SchoolDirectoryView.vue</w:t>
-      </w:r>
-      <w:proofErr w:type="spellEnd"/>
-      <w:r>
-        <w:t xml:space="preserve"> </w:t>
-      </w:r>
-      <w:r>
-        <w:rPr>
-          <w:rFonts w:ascii="Aptos" w:hAnsi="Aptos" w:cs="Aptos"/>
-        </w:rPr>
-        <w:t>│</w:t>
-      </w:r>
-      <w:r>
-        <w:t xml:space="preserve"> </w:t>
-      </w:r>
-      <w:r>
-        <w:rPr>
-          <w:rFonts w:ascii="MS Gothic" w:eastAsia="MS Gothic" w:hAnsi="MS Gothic" w:cs="MS Gothic" w:hint="eastAsia"/>
-        </w:rPr>
-        <w:t>├</w:t>
-      </w:r>
-      <w:r>
-        <w:rPr>
-          <w:rFonts w:ascii="Aptos" w:hAnsi="Aptos" w:cs="Aptos"/>
-        </w:rPr>
-        <w:t>──</w:t>
-      </w:r>
-      <w:r>
-        <w:t xml:space="preserve"> </w:t>
-      </w:r>
-      <w:proofErr w:type="spellStart"/>
-      <w:r>
-        <w:t>SchoolProfileView.vue</w:t>
-      </w:r>
-      <w:proofErr w:type="spellEnd"/>
-      <w:r>
-        <w:t xml:space="preserve"> </w:t>
-      </w:r>
-      <w:r>
-        <w:rPr>
-          <w:rFonts w:ascii="Aptos" w:hAnsi="Aptos" w:cs="Aptos"/>
-        </w:rPr>
-        <w:t>│</w:t>
-      </w:r>
-      <w:r>
-        <w:t xml:space="preserve"> </w:t>
-      </w:r>
-      <w:r>
-        <w:rPr>
-          <w:rFonts w:ascii="MS Gothic" w:eastAsia="MS Gothic" w:hAnsi="MS Gothic" w:cs="MS Gothic" w:hint="eastAsia"/>
-        </w:rPr>
-        <w:t>├</w:t>
-      </w:r>
-      <w:r>
-        <w:rPr>
-          <w:rFonts w:ascii="Aptos" w:hAnsi="Aptos" w:cs="Aptos"/>
-        </w:rPr>
-        <w:t>──</w:t>
-      </w:r>
-      <w:r>
-        <w:t xml:space="preserve"> </w:t>
-      </w:r>
-      <w:proofErr w:type="spellStart"/>
-      <w:r>
-        <w:t>LoginView.vue</w:t>
-      </w:r>
-      <w:proofErr w:type="spellEnd"/>
-      <w:r>
-        <w:t xml:space="preserve"> </w:t>
-      </w:r>
-      <w:r>
-        <w:rPr>
-          <w:rFonts w:ascii="Aptos" w:hAnsi="Aptos" w:cs="Aptos"/>
-        </w:rPr>
-        <w:t>│</w:t>
-      </w:r>
-      <w:r>
-        <w:t xml:space="preserve"> </w:t>
-      </w:r>
-      <w:r>
-        <w:rPr>
-          <w:rFonts w:ascii="MS Gothic" w:eastAsia="MS Gothic" w:hAnsi="MS Gothic" w:cs="MS Gothic" w:hint="eastAsia"/>
-        </w:rPr>
-        <w:t>├</w:t>
-      </w:r>
-      <w:r>
-        <w:rPr>
-          <w:rFonts w:ascii="Aptos" w:hAnsi="Aptos" w:cs="Aptos"/>
-        </w:rPr>
-        <w:t>──</w:t>
-      </w:r>
-      <w:r>
-        <w:t xml:space="preserve"> </w:t>
-      </w:r>
-      <w:proofErr w:type="spellStart"/>
-      <w:r>
-        <w:t>RegisterView.vue</w:t>
-      </w:r>
-      <w:proofErr w:type="spellEnd"/>
-      <w:r>
-        <w:t xml:space="preserve"> </w:t>
-      </w:r>
-      <w:r>
-        <w:rPr>
-          <w:rFonts w:ascii="Aptos" w:hAnsi="Aptos" w:cs="Aptos"/>
-        </w:rPr>
-        <w:t>│</w:t>
-      </w:r>
-      <w:r>
-        <w:t xml:space="preserve"> </w:t>
-      </w:r>
-      <w:r>
-        <w:rPr>
-          <w:rFonts w:ascii="MS Gothic" w:eastAsia="MS Gothic" w:hAnsi="MS Gothic" w:cs="MS Gothic" w:hint="eastAsia"/>
-        </w:rPr>
-        <w:t>├</w:t>
-      </w:r>
-      <w:r>
-        <w:rPr>
-          <w:rFonts w:ascii="Aptos" w:hAnsi="Aptos" w:cs="Aptos"/>
-        </w:rPr>
-        <w:t>──</w:t>
-      </w:r>
-      <w:r>
-        <w:t xml:space="preserve"> </w:t>
-      </w:r>
-      <w:proofErr w:type="spellStart"/>
-      <w:r>
-        <w:t>UserProfileView.vue</w:t>
-      </w:r>
-      <w:proofErr w:type="spellEnd"/>
-      <w:r>
-        <w:t xml:space="preserve"> </w:t>
-      </w:r>
-      <w:r>
-        <w:rPr>
-          <w:rFonts w:ascii="Aptos" w:hAnsi="Aptos" w:cs="Aptos"/>
-        </w:rPr>
-        <w:t>│</w:t>
-      </w:r>
-      <w:r>
-        <w:t xml:space="preserve"> </w:t>
-      </w:r>
-      <w:r>
-        <w:rPr>
-          <w:rFonts w:ascii="MS Gothic" w:eastAsia="MS Gothic" w:hAnsi="MS Gothic" w:cs="MS Gothic" w:hint="eastAsia"/>
-        </w:rPr>
-        <w:t>├</w:t>
-      </w:r>
-      <w:r>
-        <w:rPr>
-          <w:rFonts w:ascii="Aptos" w:hAnsi="Aptos" w:cs="Aptos"/>
-        </w:rPr>
-        <w:t>──</w:t>
-      </w:r>
-      <w:r>
-        <w:t xml:space="preserve"> </w:t>
-      </w:r>
-      <w:proofErr w:type="spellStart"/>
-      <w:r>
-        <w:t>BookmarkedSchoolsView.vue</w:t>
-      </w:r>
-      <w:proofErr w:type="spellEnd"/>
-      <w:r>
-        <w:t xml:space="preserve"> </w:t>
-      </w:r>
-      <w:r>
-        <w:rPr>
-          <w:rFonts w:ascii="Aptos" w:hAnsi="Aptos" w:cs="Aptos"/>
-        </w:rPr>
-        <w:t>│</w:t>
-      </w:r>
-      <w:r>
-        <w:t xml:space="preserve"> </w:t>
-      </w:r>
-      <w:r>
-        <w:rPr>
-          <w:rFonts w:ascii="MS Gothic" w:eastAsia="MS Gothic" w:hAnsi="MS Gothic" w:cs="MS Gothic" w:hint="eastAsia"/>
-        </w:rPr>
-        <w:t>├</w:t>
-      </w:r>
-      <w:r>
-        <w:rPr>
-          <w:rFonts w:ascii="Aptos" w:hAnsi="Aptos" w:cs="Aptos"/>
-        </w:rPr>
-        <w:t>──</w:t>
-      </w:r>
-      <w:r>
-        <w:t xml:space="preserve"> </w:t>
-      </w:r>
-      <w:proofErr w:type="spellStart"/>
-      <w:r>
-        <w:t>RoadmapView.vue</w:t>
-      </w:r>
-      <w:proofErr w:type="spellEnd"/>
-      <w:r>
-        <w:t xml:space="preserve"> </w:t>
-      </w:r>
-      <w:r>
-        <w:rPr>
-          <w:rFonts w:ascii="Aptos" w:hAnsi="Aptos" w:cs="Aptos"/>
-        </w:rPr>
-        <w:t>│</w:t>
-      </w:r>
-      <w:r>
-        <w:t xml:space="preserve"> </w:t>
-      </w:r>
-      <w:r>
-        <w:rPr>
-          <w:rFonts w:ascii="Aptos" w:hAnsi="Aptos" w:cs="Aptos"/>
-        </w:rPr>
-        <w:t>└──</w:t>
-      </w:r>
-      <w:r>
-        <w:t xml:space="preserve"> </w:t>
-      </w:r>
-      <w:proofErr w:type="spellStart"/>
-      <w:r>
-        <w:t>AdminView.vue</w:t>
-      </w:r>
-      <w:proofErr w:type="spellEnd"/>
-      <w:r>
-        <w:t xml:space="preserve"> </w:t>
-      </w:r>
-      <w:r>
-        <w:rPr>
-          <w:rFonts w:ascii="Aptos" w:hAnsi="Aptos" w:cs="Aptos"/>
-        </w:rPr>
-        <w:t>│</w:t>
-      </w:r>
-      <w:r>
-        <w:t xml:space="preserve"> </w:t>
-      </w:r>
-      <w:r>
-        <w:rPr>
-          <w:rFonts w:ascii="Aptos" w:hAnsi="Aptos" w:cs="Aptos"/>
-        </w:rPr>
-        <w:t>└──</w:t>
-      </w:r>
-      <w:r>
-        <w:t xml:space="preserve"> backend/ </w:t>
-      </w:r>
-      <w:r>
-        <w:rPr>
-          <w:rFonts w:ascii="MS Gothic" w:eastAsia="MS Gothic" w:hAnsi="MS Gothic" w:cs="MS Gothic" w:hint="eastAsia"/>
-        </w:rPr>
-        <w:t>├</w:t>
-      </w:r>
-      <w:r>
-        <w:rPr>
-          <w:rFonts w:ascii="Aptos" w:hAnsi="Aptos" w:cs="Aptos"/>
-        </w:rPr>
-        <w:t>──</w:t>
-      </w:r>
-      <w:r>
-        <w:t xml:space="preserve"> README.md </w:t>
-      </w:r>
-      <w:r>
-        <w:rPr>
-          <w:rFonts w:ascii="MS Gothic" w:eastAsia="MS Gothic" w:hAnsi="MS Gothic" w:cs="MS Gothic" w:hint="eastAsia"/>
-        </w:rPr>
-        <w:t>├</w:t>
-      </w:r>
-      <w:r>
-        <w:rPr>
-          <w:rFonts w:ascii="Aptos" w:hAnsi="Aptos" w:cs="Aptos"/>
-        </w:rPr>
-        <w:t>──</w:t>
-      </w:r>
-      <w:r>
-        <w:t xml:space="preserve"> requirements.txt </w:t>
-      </w:r>
-      <w:r>
-        <w:rPr>
-          <w:rFonts w:ascii="Aptos" w:hAnsi="Aptos" w:cs="Aptos"/>
-        </w:rPr>
-        <w:t>└──</w:t>
-      </w:r>
-      <w:r>
-        <w:t xml:space="preserve"> app/ </w:t>
-      </w:r>
-      <w:r>
-        <w:rPr>
-          <w:rFonts w:ascii="MS Gothic" w:eastAsia="MS Gothic" w:hAnsi="MS Gothic" w:cs="MS Gothic" w:hint="eastAsia"/>
-        </w:rPr>
-        <w:t>├</w:t>
-      </w:r>
-      <w:r>
-        <w:rPr>
-          <w:rFonts w:ascii="Aptos" w:hAnsi="Aptos" w:cs="Aptos"/>
-        </w:rPr>
-        <w:t>──</w:t>
-      </w:r>
-      <w:r>
-        <w:t xml:space="preserve"> __init__.py </w:t>
-      </w:r>
-      <w:r>
-        <w:rPr>
-          <w:rFonts w:ascii="MS Gothic" w:eastAsia="MS Gothic" w:hAnsi="MS Gothic" w:cs="MS Gothic" w:hint="eastAsia"/>
-        </w:rPr>
-        <w:t>├</w:t>
-      </w:r>
-      <w:r>
-        <w:rPr>
-          <w:rFonts w:ascii="Aptos" w:hAnsi="Aptos" w:cs="Aptos"/>
-        </w:rPr>
-        <w:t>──</w:t>
-      </w:r>
-      <w:r>
-        <w:t xml:space="preserve"> main.py </w:t>
-      </w:r>
-      <w:r>
-        <w:rPr>
-          <w:rFonts w:ascii="MS Gothic" w:eastAsia="MS Gothic" w:hAnsi="MS Gothic" w:cs="MS Gothic" w:hint="eastAsia"/>
-        </w:rPr>
-        <w:t>├</w:t>
-      </w:r>
-      <w:r>
-        <w:rPr>
-          <w:rFonts w:ascii="Aptos" w:hAnsi="Aptos" w:cs="Aptos"/>
-        </w:rPr>
-        <w:t>──</w:t>
-      </w:r>
-      <w:r>
-        <w:t xml:space="preserve"> core/ </w:t>
-      </w:r>
-      <w:r>
-        <w:rPr>
-          <w:rFonts w:ascii="Aptos" w:hAnsi="Aptos" w:cs="Aptos"/>
-        </w:rPr>
-        <w:t>│</w:t>
-      </w:r>
-      <w:r>
-        <w:t xml:space="preserve"> </w:t>
-      </w:r>
-      <w:r>
-        <w:rPr>
-          <w:rFonts w:ascii="Aptos" w:hAnsi="Aptos" w:cs="Aptos"/>
-        </w:rPr>
-        <w:t>└──</w:t>
-      </w:r>
-      <w:r>
-        <w:t xml:space="preserve"> config.py </w:t>
-      </w:r>
-      <w:r>
-        <w:rPr>
-          <w:rFonts w:ascii="MS Gothic" w:eastAsia="MS Gothic" w:hAnsi="MS Gothic" w:cs="MS Gothic" w:hint="eastAsia"/>
-        </w:rPr>
-        <w:t>├</w:t>
-      </w:r>
-      <w:r>
-        <w:rPr>
-          <w:rFonts w:ascii="Aptos" w:hAnsi="Aptos" w:cs="Aptos"/>
-        </w:rPr>
-        <w:t>──</w:t>
-      </w:r>
-      <w:r>
-        <w:t xml:space="preserve"> </w:t>
-      </w:r>
-      <w:proofErr w:type="spellStart"/>
-      <w:r>
-        <w:t>db</w:t>
-      </w:r>
-      <w:proofErr w:type="spellEnd"/>
-      <w:r>
-        <w:t xml:space="preserve">/ </w:t>
-      </w:r>
-      <w:r>
-        <w:rPr>
-          <w:rFonts w:ascii="Aptos" w:hAnsi="Aptos" w:cs="Aptos"/>
-        </w:rPr>
-        <w:t>│</w:t>
-      </w:r>
-      <w:r>
-        <w:t xml:space="preserve"> </w:t>
-      </w:r>
-      <w:r>
-        <w:rPr>
-          <w:rFonts w:ascii="Aptos" w:hAnsi="Aptos" w:cs="Aptos"/>
-        </w:rPr>
-        <w:t>└──</w:t>
-      </w:r>
-      <w:r>
-        <w:t xml:space="preserve"> database.py </w:t>
-      </w:r>
-      <w:r>
-        <w:rPr>
-          <w:rFonts w:ascii="MS Gothic" w:eastAsia="MS Gothic" w:hAnsi="MS Gothic" w:cs="MS Gothic" w:hint="eastAsia"/>
-        </w:rPr>
-        <w:t>├</w:t>
-      </w:r>
-      <w:r>
-        <w:rPr>
-          <w:rFonts w:ascii="Aptos" w:hAnsi="Aptos" w:cs="Aptos"/>
-        </w:rPr>
-        <w:t>──</w:t>
-      </w:r>
-      <w:r>
-        <w:t xml:space="preserve"> models/ │ </w:t>
-      </w:r>
-      <w:r>
-        <w:rPr>
-          <w:rFonts w:ascii="MS Gothic" w:eastAsia="MS Gothic" w:hAnsi="MS Gothic" w:cs="MS Gothic" w:hint="eastAsia"/>
-        </w:rPr>
-        <w:t>├</w:t>
-      </w:r>
-      <w:r>
-        <w:rPr>
-          <w:rFonts w:ascii="Aptos" w:hAnsi="Aptos" w:cs="Aptos"/>
-        </w:rPr>
-        <w:t>──</w:t>
-      </w:r>
-      <w:r>
-        <w:t xml:space="preserve"> __init__.py </w:t>
-      </w:r>
-      <w:r>
-        <w:rPr>
-          <w:rFonts w:ascii="Aptos" w:hAnsi="Aptos" w:cs="Aptos"/>
-        </w:rPr>
-        <w:t>│</w:t>
-      </w:r>
-      <w:r>
-        <w:t xml:space="preserve"> </w:t>
-      </w:r>
-      <w:r>
-        <w:rPr>
-          <w:rFonts w:ascii="MS Gothic" w:eastAsia="MS Gothic" w:hAnsi="MS Gothic" w:cs="MS Gothic" w:hint="eastAsia"/>
-        </w:rPr>
-        <w:t>├</w:t>
-      </w:r>
-      <w:r>
-        <w:rPr>
-          <w:rFonts w:ascii="Aptos" w:hAnsi="Aptos" w:cs="Aptos"/>
-        </w:rPr>
-        <w:t>──</w:t>
-      </w:r>
-      <w:r>
-        <w:t xml:space="preserve"> user.py </w:t>
-      </w:r>
-      <w:r>
-        <w:rPr>
-          <w:rFonts w:ascii="Aptos" w:hAnsi="Aptos" w:cs="Aptos"/>
-        </w:rPr>
-        <w:t>│</w:t>
-      </w:r>
-      <w:r>
-        <w:t xml:space="preserve"> </w:t>
-      </w:r>
-      <w:r>
-        <w:rPr>
-          <w:rFonts w:ascii="MS Gothic" w:eastAsia="MS Gothic" w:hAnsi="MS Gothic" w:cs="MS Gothic" w:hint="eastAsia"/>
-        </w:rPr>
-        <w:t>├</w:t>
-      </w:r>
-      <w:r>
-        <w:rPr>
-          <w:rFonts w:ascii="Aptos" w:hAnsi="Aptos" w:cs="Aptos"/>
-        </w:rPr>
-        <w:t>──</w:t>
-      </w:r>
-      <w:r>
-        <w:t xml:space="preserve"> school.py </w:t>
-      </w:r>
-      <w:r>
-        <w:rPr>
-          <w:rFonts w:ascii="Aptos" w:hAnsi="Aptos" w:cs="Aptos"/>
-        </w:rPr>
-        <w:t>│</w:t>
-      </w:r>
-      <w:r>
-        <w:t xml:space="preserve"> </w:t>
-      </w:r>
-      <w:r>
-        <w:rPr>
-          <w:rFonts w:ascii="MS Gothic" w:eastAsia="MS Gothic" w:hAnsi="MS Gothic" w:cs="MS Gothic" w:hint="eastAsia"/>
-        </w:rPr>
-        <w:t>├</w:t>
-      </w:r>
-      <w:r>
-        <w:rPr>
-          <w:rFonts w:ascii="Aptos" w:hAnsi="Aptos" w:cs="Aptos"/>
-        </w:rPr>
-        <w:t>──</w:t>
-      </w:r>
-      <w:r>
-        <w:t xml:space="preserve"> bookmark.py </w:t>
-      </w:r>
-      <w:r>
-        <w:rPr>
-          <w:rFonts w:ascii="Aptos" w:hAnsi="Aptos" w:cs="Aptos"/>
-        </w:rPr>
-        <w:t>│</w:t>
-      </w:r>
-      <w:r>
-        <w:t xml:space="preserve"> </w:t>
-      </w:r>
-      <w:r>
-        <w:rPr>
-          <w:rFonts w:ascii="MS Gothic" w:eastAsia="MS Gothic" w:hAnsi="MS Gothic" w:cs="MS Gothic" w:hint="eastAsia"/>
-        </w:rPr>
-        <w:t>├</w:t>
-      </w:r>
-      <w:r>
-        <w:rPr>
-          <w:rFonts w:ascii="Aptos" w:hAnsi="Aptos" w:cs="Aptos"/>
-        </w:rPr>
-        <w:t>──</w:t>
-      </w:r>
-      <w:r>
-        <w:t xml:space="preserve"> review.py </w:t>
-      </w:r>
-      <w:r>
-        <w:rPr>
-          <w:rFonts w:ascii="Aptos" w:hAnsi="Aptos" w:cs="Aptos"/>
-        </w:rPr>
-        <w:t>│</w:t>
-      </w:r>
-      <w:r>
-        <w:t xml:space="preserve"> </w:t>
-      </w:r>
-      <w:r>
-        <w:rPr>
-          <w:rFonts w:ascii="Aptos" w:hAnsi="Aptos" w:cs="Aptos"/>
-        </w:rPr>
-        <w:t>└──</w:t>
-      </w:r>
-      <w:r>
-        <w:t xml:space="preserve"> roadmap.py </w:t>
-      </w:r>
-      <w:r>
-        <w:rPr>
-          <w:rFonts w:ascii="MS Gothic" w:eastAsia="MS Gothic" w:hAnsi="MS Gothic" w:cs="MS Gothic" w:hint="eastAsia"/>
-        </w:rPr>
-        <w:t>├</w:t>
-      </w:r>
-      <w:r>
-        <w:rPr>
-          <w:rFonts w:ascii="Aptos" w:hAnsi="Aptos" w:cs="Aptos"/>
-        </w:rPr>
-        <w:t>──</w:t>
-      </w:r>
-      <w:r>
-        <w:t xml:space="preserve"> schemas/ </w:t>
-      </w:r>
-      <w:r>
-        <w:rPr>
-          <w:rFonts w:ascii="Aptos" w:hAnsi="Aptos" w:cs="Aptos"/>
-        </w:rPr>
-        <w:t>│</w:t>
-      </w:r>
-      <w:r>
-        <w:t xml:space="preserve"> </w:t>
-      </w:r>
-      <w:r>
-        <w:rPr>
-          <w:rFonts w:ascii="MS Gothic" w:eastAsia="MS Gothic" w:hAnsi="MS Gothic" w:cs="MS Gothic" w:hint="eastAsia"/>
-        </w:rPr>
-        <w:t>├</w:t>
-      </w:r>
-      <w:r>
-        <w:rPr>
-          <w:rFonts w:ascii="Aptos" w:hAnsi="Aptos" w:cs="Aptos"/>
-        </w:rPr>
-        <w:t>──</w:t>
-      </w:r>
-      <w:r>
-        <w:t xml:space="preserve"> __init__.py </w:t>
-      </w:r>
-      <w:r>
-        <w:rPr>
-          <w:rFonts w:ascii="Aptos" w:hAnsi="Aptos" w:cs="Aptos"/>
-        </w:rPr>
-        <w:t>│</w:t>
-      </w:r>
-      <w:r>
-        <w:t xml:space="preserve"> </w:t>
-      </w:r>
-      <w:r>
-        <w:rPr>
-          <w:rFonts w:ascii="MS Gothic" w:eastAsia="MS Gothic" w:hAnsi="MS Gothic" w:cs="MS Gothic" w:hint="eastAsia"/>
-        </w:rPr>
-        <w:t>├</w:t>
-      </w:r>
-      <w:r>
-        <w:rPr>
-          <w:rFonts w:ascii="Aptos" w:hAnsi="Aptos" w:cs="Aptos"/>
-        </w:rPr>
-        <w:t>──</w:t>
-      </w:r>
-      <w:r>
-        <w:t xml:space="preserve"> auth.py </w:t>
-      </w:r>
-      <w:r>
-        <w:rPr>
-          <w:rFonts w:ascii="Aptos" w:hAnsi="Aptos" w:cs="Aptos"/>
-        </w:rPr>
-        <w:t>│</w:t>
-      </w:r>
-      <w:r>
-        <w:t xml:space="preserve"> </w:t>
-      </w:r>
-      <w:r>
-        <w:rPr>
-          <w:rFonts w:ascii="MS Gothic" w:eastAsia="MS Gothic" w:hAnsi="MS Gothic" w:cs="MS Gothic" w:hint="eastAsia"/>
-        </w:rPr>
-        <w:t>├</w:t>
-      </w:r>
-      <w:r>
-        <w:rPr>
-          <w:rFonts w:ascii="Aptos" w:hAnsi="Aptos" w:cs="Aptos"/>
-        </w:rPr>
-        <w:t>──</w:t>
-      </w:r>
-      <w:r>
-        <w:t xml:space="preserve"> school.py </w:t>
-      </w:r>
-      <w:r>
-        <w:rPr>
-          <w:rFonts w:ascii="Aptos" w:hAnsi="Aptos" w:cs="Aptos"/>
-        </w:rPr>
-        <w:t>│</w:t>
-      </w:r>
-      <w:r>
-        <w:t xml:space="preserve"> </w:t>
-      </w:r>
-      <w:r>
-        <w:rPr>
-          <w:rFonts w:ascii="MS Gothic" w:eastAsia="MS Gothic" w:hAnsi="MS Gothic" w:cs="MS Gothic" w:hint="eastAsia"/>
-        </w:rPr>
-        <w:t>├</w:t>
-      </w:r>
-      <w:r>
-        <w:rPr>
-          <w:rFonts w:ascii="Aptos" w:hAnsi="Aptos" w:cs="Aptos"/>
-        </w:rPr>
-        <w:t>──</w:t>
-      </w:r>
-      <w:r>
-        <w:t xml:space="preserve"> profile.py </w:t>
-      </w:r>
-      <w:r>
-        <w:rPr>
-          <w:rFonts w:ascii="Aptos" w:hAnsi="Aptos" w:cs="Aptos"/>
-        </w:rPr>
-        <w:t>│</w:t>
-      </w:r>
-      <w:r>
-        <w:t xml:space="preserve"> </w:t>
-      </w:r>
-      <w:r>
-        <w:rPr>
-          <w:rFonts w:ascii="MS Gothic" w:eastAsia="MS Gothic" w:hAnsi="MS Gothic" w:cs="MS Gothic" w:hint="eastAsia"/>
-        </w:rPr>
-        <w:t>├</w:t>
-      </w:r>
-      <w:r>
-        <w:rPr>
-          <w:rFonts w:ascii="Aptos" w:hAnsi="Aptos" w:cs="Aptos"/>
-        </w:rPr>
-        <w:t>──</w:t>
-      </w:r>
-      <w:r>
-        <w:t xml:space="preserve"> review.py </w:t>
-      </w:r>
-      <w:r>
-        <w:rPr>
-          <w:rFonts w:ascii="Aptos" w:hAnsi="Aptos" w:cs="Aptos"/>
-        </w:rPr>
-        <w:t>│</w:t>
-      </w:r>
-      <w:r>
-        <w:t xml:space="preserve"> </w:t>
-      </w:r>
-      <w:r>
-        <w:rPr>
-          <w:rFonts w:ascii="Aptos" w:hAnsi="Aptos" w:cs="Aptos"/>
-        </w:rPr>
-        <w:t>└──</w:t>
-      </w:r>
-      <w:r>
-        <w:t xml:space="preserve"> roadmap.py </w:t>
-      </w:r>
-      <w:r>
-        <w:rPr>
-          <w:rFonts w:ascii="MS Gothic" w:eastAsia="MS Gothic" w:hAnsi="MS Gothic" w:cs="MS Gothic" w:hint="eastAsia"/>
-        </w:rPr>
-        <w:t>├</w:t>
-      </w:r>
-      <w:r>
-        <w:rPr>
-          <w:rFonts w:ascii="Aptos" w:hAnsi="Aptos" w:cs="Aptos"/>
-        </w:rPr>
-        <w:t>──</w:t>
-      </w:r>
-      <w:r>
-        <w:t xml:space="preserve"> </w:t>
-      </w:r>
-      <w:proofErr w:type="spellStart"/>
-      <w:r>
-        <w:t>api</w:t>
-      </w:r>
-      <w:proofErr w:type="spellEnd"/>
-      <w:r>
-        <w:t xml:space="preserve">/ </w:t>
-      </w:r>
-      <w:r>
-        <w:rPr>
-          <w:rFonts w:ascii="Aptos" w:hAnsi="Aptos" w:cs="Aptos"/>
-        </w:rPr>
-        <w:t>│</w:t>
-      </w:r>
-      <w:r>
-        <w:t xml:space="preserve"> </w:t>
-      </w:r>
-      <w:r>
-        <w:rPr>
-          <w:rFonts w:ascii="MS Gothic" w:eastAsia="MS Gothic" w:hAnsi="MS Gothic" w:cs="MS Gothic" w:hint="eastAsia"/>
-        </w:rPr>
-        <w:t>├</w:t>
-      </w:r>
-      <w:r>
-        <w:rPr>
-          <w:rFonts w:ascii="Aptos" w:hAnsi="Aptos" w:cs="Aptos"/>
-        </w:rPr>
-        <w:t>──</w:t>
-      </w:r>
-      <w:r>
-        <w:t xml:space="preserve"> __init__.py </w:t>
-      </w:r>
-      <w:r>
-        <w:rPr>
-          <w:rFonts w:ascii="Aptos" w:hAnsi="Aptos" w:cs="Aptos"/>
-        </w:rPr>
-        <w:t>│</w:t>
-      </w:r>
-      <w:r>
-        <w:t xml:space="preserve"> </w:t>
-      </w:r>
-      <w:r>
-        <w:rPr>
-          <w:rFonts w:ascii="MS Gothic" w:eastAsia="MS Gothic" w:hAnsi="MS Gothic" w:cs="MS Gothic" w:hint="eastAsia"/>
-        </w:rPr>
-        <w:t>├</w:t>
-      </w:r>
-      <w:r>
-        <w:rPr>
-          <w:rFonts w:ascii="Aptos" w:hAnsi="Aptos" w:cs="Aptos"/>
-        </w:rPr>
-        <w:t>──</w:t>
-      </w:r>
-      <w:r>
-        <w:t xml:space="preserve"> deps.py </w:t>
-      </w:r>
-      <w:r>
-        <w:rPr>
-          <w:rFonts w:ascii="Aptos" w:hAnsi="Aptos" w:cs="Aptos"/>
-        </w:rPr>
-        <w:t>│</w:t>
-      </w:r>
-      <w:r>
-        <w:t xml:space="preserve"> </w:t>
-      </w:r>
-      <w:r>
-        <w:rPr>
-          <w:rFonts w:ascii="Aptos" w:hAnsi="Aptos" w:cs="Aptos"/>
-        </w:rPr>
-        <w:t>└──</w:t>
-      </w:r>
-      <w:r>
-        <w:t xml:space="preserve"> routes/ </w:t>
-      </w:r>
-      <w:r>
-        <w:rPr>
-          <w:rFonts w:ascii="Aptos" w:hAnsi="Aptos" w:cs="Aptos"/>
-        </w:rPr>
-        <w:t>│</w:t>
-      </w:r>
-      <w:r>
-        <w:t xml:space="preserve"> </w:t>
-      </w:r>
-      <w:r>
-        <w:rPr>
-          <w:rFonts w:ascii="MS Gothic" w:eastAsia="MS Gothic" w:hAnsi="MS Gothic" w:cs="MS Gothic" w:hint="eastAsia"/>
-        </w:rPr>
-        <w:t>├</w:t>
-      </w:r>
-      <w:r>
-        <w:rPr>
-          <w:rFonts w:ascii="Aptos" w:hAnsi="Aptos" w:cs="Aptos"/>
-        </w:rPr>
-        <w:t>──</w:t>
-      </w:r>
-      <w:r>
-        <w:t xml:space="preserve"> __init__.py </w:t>
-      </w:r>
-      <w:r>
-        <w:rPr>
-          <w:rFonts w:ascii="Aptos" w:hAnsi="Aptos" w:cs="Aptos"/>
-        </w:rPr>
-        <w:t>│</w:t>
-      </w:r>
-      <w:r>
-        <w:t xml:space="preserve"> </w:t>
-      </w:r>
-      <w:r>
-        <w:rPr>
-          <w:rFonts w:ascii="MS Gothic" w:eastAsia="MS Gothic" w:hAnsi="MS Gothic" w:cs="MS Gothic" w:hint="eastAsia"/>
-        </w:rPr>
-        <w:t>├</w:t>
-      </w:r>
-      <w:r>
-        <w:rPr>
-          <w:rFonts w:ascii="Aptos" w:hAnsi="Aptos" w:cs="Aptos"/>
-        </w:rPr>
-        <w:t>──</w:t>
-      </w:r>
-      <w:r>
-        <w:t xml:space="preserve"> auth.py </w:t>
-      </w:r>
-      <w:r>
-        <w:rPr>
-          <w:rFonts w:ascii="Aptos" w:hAnsi="Aptos" w:cs="Aptos"/>
-        </w:rPr>
-        <w:t>│</w:t>
-      </w:r>
-      <w:r>
-        <w:t xml:space="preserve"> </w:t>
-      </w:r>
-      <w:r>
-        <w:rPr>
-          <w:rFonts w:ascii="MS Gothic" w:eastAsia="MS Gothic" w:hAnsi="MS Gothic" w:cs="MS Gothic" w:hint="eastAsia"/>
-        </w:rPr>
-        <w:t>├</w:t>
-      </w:r>
-      <w:r>
-        <w:rPr>
-          <w:rFonts w:ascii="Aptos" w:hAnsi="Aptos" w:cs="Aptos"/>
-        </w:rPr>
-        <w:t>──</w:t>
-      </w:r>
-      <w:r>
-        <w:t xml:space="preserve"> schools.py </w:t>
-      </w:r>
-      <w:r>
-        <w:rPr>
-          <w:rFonts w:ascii="Aptos" w:hAnsi="Aptos" w:cs="Aptos"/>
-        </w:rPr>
-        <w:t>│</w:t>
-      </w:r>
-      <w:r>
-        <w:t xml:space="preserve"> </w:t>
-      </w:r>
-      <w:r>
-        <w:rPr>
-          <w:rFonts w:ascii="MS Gothic" w:eastAsia="MS Gothic" w:hAnsi="MS Gothic" w:cs="MS Gothic" w:hint="eastAsia"/>
-        </w:rPr>
-        <w:t>├</w:t>
-      </w:r>
-      <w:r>
-        <w:rPr>
-          <w:rFonts w:ascii="Aptos" w:hAnsi="Aptos" w:cs="Aptos"/>
-        </w:rPr>
-        <w:t>──</w:t>
-      </w:r>
-      <w:r>
-        <w:t xml:space="preserve"> profile.py </w:t>
-      </w:r>
-      <w:r>
-        <w:rPr>
-          <w:rFonts w:ascii="Aptos" w:hAnsi="Aptos" w:cs="Aptos"/>
-        </w:rPr>
-        <w:t>│</w:t>
-      </w:r>
-      <w:r>
-        <w:t xml:space="preserve"> </w:t>
-      </w:r>
-      <w:r>
-        <w:rPr>
-          <w:rFonts w:ascii="MS Gothic" w:eastAsia="MS Gothic" w:hAnsi="MS Gothic" w:cs="MS Gothic" w:hint="eastAsia"/>
-        </w:rPr>
-        <w:t>├</w:t>
-      </w:r>
-      <w:r>
-        <w:rPr>
-          <w:rFonts w:ascii="Aptos" w:hAnsi="Aptos" w:cs="Aptos"/>
-        </w:rPr>
-        <w:t>──</w:t>
-      </w:r>
-      <w:r>
-        <w:t xml:space="preserve"> bookmarks.py </w:t>
-      </w:r>
-      <w:r>
-        <w:rPr>
-          <w:rFonts w:ascii="Aptos" w:hAnsi="Aptos" w:cs="Aptos"/>
-        </w:rPr>
-        <w:t>│</w:t>
-      </w:r>
-      <w:r>
-        <w:t xml:space="preserve"> </w:t>
-      </w:r>
-      <w:r>
-        <w:rPr>
-          <w:rFonts w:ascii="MS Gothic" w:eastAsia="MS Gothic" w:hAnsi="MS Gothic" w:cs="MS Gothic" w:hint="eastAsia"/>
-        </w:rPr>
-        <w:t>├</w:t>
-      </w:r>
-      <w:r>
-        <w:rPr>
-          <w:rFonts w:ascii="Aptos" w:hAnsi="Aptos" w:cs="Aptos"/>
-        </w:rPr>
-        <w:t>──</w:t>
-      </w:r>
-      <w:r>
-        <w:t xml:space="preserve"> reviews.py </w:t>
-      </w:r>
-      <w:r>
-        <w:rPr>
-          <w:rFonts w:ascii="Aptos" w:hAnsi="Aptos" w:cs="Aptos"/>
-        </w:rPr>
-        <w:t>│</w:t>
-      </w:r>
-      <w:r>
-        <w:t xml:space="preserve"> </w:t>
-      </w:r>
-      <w:r>
-        <w:rPr>
-          <w:rFonts w:ascii="MS Gothic" w:eastAsia="MS Gothic" w:hAnsi="MS Gothic" w:cs="MS Gothic" w:hint="eastAsia"/>
-        </w:rPr>
-        <w:t>├</w:t>
-      </w:r>
-      <w:r>
-        <w:rPr>
-          <w:rFonts w:ascii="Aptos" w:hAnsi="Aptos" w:cs="Aptos"/>
-        </w:rPr>
-        <w:t>──</w:t>
-      </w:r>
-      <w:r>
-        <w:t xml:space="preserve"> roadmaps.py </w:t>
-      </w:r>
-      <w:r>
-        <w:rPr>
-          <w:rFonts w:ascii="Aptos" w:hAnsi="Aptos" w:cs="Aptos"/>
-        </w:rPr>
-        <w:t>│</w:t>
-      </w:r>
-      <w:r>
-        <w:t xml:space="preserve"> </w:t>
-      </w:r>
-      <w:r>
-        <w:rPr>
-          <w:rFonts w:ascii="Aptos" w:hAnsi="Aptos" w:cs="Aptos"/>
-        </w:rPr>
-        <w:t>└──</w:t>
-      </w:r>
-      <w:r>
-        <w:t xml:space="preserve"> admin.py </w:t>
-      </w:r>
-      <w:r>
-        <w:rPr>
-          <w:rFonts w:ascii="MS Gothic" w:eastAsia="MS Gothic" w:hAnsi="MS Gothic" w:cs="MS Gothic" w:hint="eastAsia"/>
-        </w:rPr>
-        <w:t>├</w:t>
-      </w:r>
-      <w:r>
-        <w:rPr>
-          <w:rFonts w:ascii="Aptos" w:hAnsi="Aptos" w:cs="Aptos"/>
-        </w:rPr>
-        <w:t>──</w:t>
-      </w:r>
-      <w:r>
-        <w:t xml:space="preserve"> services/ </w:t>
-      </w:r>
-      <w:r>
-        <w:rPr>
-          <w:rFonts w:ascii="Aptos" w:hAnsi="Aptos" w:cs="Aptos"/>
-        </w:rPr>
-        <w:t>│</w:t>
-      </w:r>
-      <w:r>
-        <w:t xml:space="preserve"> </w:t>
-      </w:r>
-      <w:r>
-        <w:rPr>
-          <w:rFonts w:ascii="MS Gothic" w:eastAsia="MS Gothic" w:hAnsi="MS Gothic" w:cs="MS Gothic" w:hint="eastAsia"/>
-        </w:rPr>
-        <w:t>├</w:t>
-      </w:r>
-      <w:r>
-        <w:rPr>
-          <w:rFonts w:ascii="Aptos" w:hAnsi="Aptos" w:cs="Aptos"/>
-        </w:rPr>
-        <w:t>──</w:t>
-      </w:r>
-      <w:r>
-        <w:t xml:space="preserve"> auth_service.py </w:t>
-      </w:r>
-      <w:r>
-        <w:rPr>
-          <w:rFonts w:ascii="Aptos" w:hAnsi="Aptos" w:cs="Aptos"/>
-        </w:rPr>
-        <w:t>│</w:t>
-      </w:r>
-      <w:r>
-        <w:t xml:space="preserve"> </w:t>
-      </w:r>
-      <w:r>
-        <w:rPr>
-          <w:rFonts w:ascii="MS Gothic" w:eastAsia="MS Gothic" w:hAnsi="MS Gothic" w:cs="MS Gothic" w:hint="eastAsia"/>
-        </w:rPr>
-        <w:t>├</w:t>
-      </w:r>
-      <w:r>
-        <w:rPr>
-          <w:rFonts w:ascii="Aptos" w:hAnsi="Aptos" w:cs="Aptos"/>
-        </w:rPr>
-        <w:t>──</w:t>
-      </w:r>
-      <w:r>
-        <w:t xml:space="preserve"> school_service.py </w:t>
-      </w:r>
-      <w:r>
-        <w:rPr>
-          <w:rFonts w:ascii="Aptos" w:hAnsi="Aptos" w:cs="Aptos"/>
-        </w:rPr>
-        <w:t>│</w:t>
-      </w:r>
-      <w:r>
-        <w:t xml:space="preserve"> </w:t>
-      </w:r>
-      <w:r>
-        <w:rPr>
-          <w:rFonts w:ascii="MS Gothic" w:eastAsia="MS Gothic" w:hAnsi="MS Gothic" w:cs="MS Gothic" w:hint="eastAsia"/>
-        </w:rPr>
-        <w:t>├</w:t>
-      </w:r>
-      <w:r>
-        <w:rPr>
-          <w:rFonts w:ascii="Aptos" w:hAnsi="Aptos" w:cs="Aptos"/>
-        </w:rPr>
-        <w:t>──</w:t>
-      </w:r>
-      <w:r>
-        <w:t xml:space="preserve"> roadmap_service.py </w:t>
-      </w:r>
-      <w:r>
-        <w:rPr>
-          <w:rFonts w:ascii="Aptos" w:hAnsi="Aptos" w:cs="Aptos"/>
-        </w:rPr>
-        <w:t>│</w:t>
-      </w:r>
-      <w:r>
-        <w:t xml:space="preserve"> </w:t>
-      </w:r>
-      <w:r>
-        <w:rPr>
-          <w:rFonts w:ascii="Aptos" w:hAnsi="Aptos" w:cs="Aptos"/>
-        </w:rPr>
-        <w:t>└──</w:t>
-      </w:r>
-      <w:r>
-        <w:t xml:space="preserve"> dataset_service.py └── tests/ └── README.md</w:t>
+    </w:p>
+    <w:p>
+      <w:r>
+        <w:t>.</w:t>
+      </w:r>
+    </w:p>
+    <w:p>
+      <w:r>
+        <w:rPr>
+          <w:rFonts w:ascii="MS Gothic" w:eastAsia="MS Gothic" w:hAnsi="MS Gothic" w:cs="MS Gothic" w:hint="eastAsia"/>
+        </w:rPr>
+        <w:t>├</w:t>
+      </w:r>
+      <w:r>
+        <w:rPr>
+          <w:rFonts w:ascii="Aptos" w:hAnsi="Aptos" w:cs="Aptos"/>
+        </w:rPr>
+        <w:t>──</w:t>
+      </w:r>
+      <w:r>
+        <w:t xml:space="preserve"> README.md</w:t>
+      </w:r>
+    </w:p>
+    <w:p>
+      <w:r>
+        <w:rPr>
+          <w:rFonts w:ascii="MS Gothic" w:eastAsia="MS Gothic" w:hAnsi="MS Gothic" w:cs="MS Gothic" w:hint="eastAsia"/>
+        </w:rPr>
+        <w:t>├</w:t>
+      </w:r>
+      <w:r>
+        <w:rPr>
+          <w:rFonts w:ascii="Aptos" w:hAnsi="Aptos" w:cs="Aptos"/>
+        </w:rPr>
+        <w:t>──</w:t>
+      </w:r>
+      <w:r>
+        <w:t xml:space="preserve"> .gitignore</w:t>
+      </w:r>
+    </w:p>
+    <w:p>
+      <w:r>
+        <w:rPr>
+          <w:rFonts w:ascii="MS Gothic" w:eastAsia="MS Gothic" w:hAnsi="MS Gothic" w:cs="MS Gothic" w:hint="eastAsia"/>
+        </w:rPr>
+        <w:t>├</w:t>
+      </w:r>
+      <w:r>
+        <w:rPr>
+          <w:rFonts w:ascii="Aptos" w:hAnsi="Aptos" w:cs="Aptos"/>
+        </w:rPr>
+        <w:t>──</w:t>
+      </w:r>
+      <w:r>
+        <w:t xml:space="preserve"> frontend/</w:t>
+      </w:r>
+    </w:p>
+    <w:p>
+      <w:r>
+        <w:t xml:space="preserve">│   </w:t>
+      </w:r>
+      <w:r>
+        <w:rPr>
+          <w:rFonts w:ascii="MS Gothic" w:eastAsia="MS Gothic" w:hAnsi="MS Gothic" w:cs="MS Gothic" w:hint="eastAsia"/>
+        </w:rPr>
+        <w:t>├</w:t>
+      </w:r>
+      <w:r>
+        <w:rPr>
+          <w:rFonts w:ascii="Aptos" w:hAnsi="Aptos" w:cs="Aptos"/>
+        </w:rPr>
+        <w:t>──</w:t>
+      </w:r>
+      <w:r>
+        <w:t xml:space="preserve"> README.md</w:t>
+      </w:r>
+    </w:p>
+    <w:p>
+      <w:r>
+        <w:t>│   └── src/</w:t>
+      </w:r>
+    </w:p>
+    <w:p>
+      <w:r>
+        <w:t xml:space="preserve">│       </w:t>
+      </w:r>
+      <w:r>
+        <w:rPr>
+          <w:rFonts w:ascii="MS Gothic" w:eastAsia="MS Gothic" w:hAnsi="MS Gothic" w:cs="MS Gothic" w:hint="eastAsia"/>
+        </w:rPr>
+        <w:t>├</w:t>
+      </w:r>
+      <w:r>
+        <w:rPr>
+          <w:rFonts w:ascii="Aptos" w:hAnsi="Aptos" w:cs="Aptos"/>
+        </w:rPr>
+        <w:t>──</w:t>
+      </w:r>
+      <w:r>
+        <w:t xml:space="preserve"> main.js</w:t>
+      </w:r>
+    </w:p>
+    <w:p>
+      <w:r>
+        <w:t xml:space="preserve">│       </w:t>
+      </w:r>
+      <w:r>
+        <w:rPr>
+          <w:rFonts w:ascii="MS Gothic" w:eastAsia="MS Gothic" w:hAnsi="MS Gothic" w:cs="MS Gothic" w:hint="eastAsia"/>
+        </w:rPr>
+        <w:t>├</w:t>
+      </w:r>
+      <w:r>
+        <w:rPr>
+          <w:rFonts w:ascii="Aptos" w:hAnsi="Aptos" w:cs="Aptos"/>
+        </w:rPr>
+        <w:t>──</w:t>
+      </w:r>
+      <w:r>
+        <w:t xml:space="preserve"> App.vue</w:t>
+      </w:r>
+    </w:p>
+    <w:p>
+      <w:r>
+        <w:t xml:space="preserve">│       </w:t>
+      </w:r>
+      <w:r>
+        <w:rPr>
+          <w:rFonts w:ascii="MS Gothic" w:eastAsia="MS Gothic" w:hAnsi="MS Gothic" w:cs="MS Gothic" w:hint="eastAsia"/>
+        </w:rPr>
+        <w:t>├</w:t>
+      </w:r>
+      <w:r>
+        <w:rPr>
+          <w:rFonts w:ascii="Aptos" w:hAnsi="Aptos" w:cs="Aptos"/>
+        </w:rPr>
+        <w:t>──</w:t>
+      </w:r>
+      <w:r>
+        <w:t xml:space="preserve"> router/</w:t>
+      </w:r>
+    </w:p>
+    <w:p>
+      <w:r>
+        <w:t>│       │   └── index.js</w:t>
+      </w:r>
+    </w:p>
+    <w:p>
+      <w:r>
+        <w:t xml:space="preserve">│       </w:t>
+      </w:r>
+      <w:r>
+        <w:rPr>
+          <w:rFonts w:ascii="MS Gothic" w:eastAsia="MS Gothic" w:hAnsi="MS Gothic" w:cs="MS Gothic" w:hint="eastAsia"/>
+        </w:rPr>
+        <w:t>├</w:t>
+      </w:r>
+      <w:r>
+        <w:rPr>
+          <w:rFonts w:ascii="Aptos" w:hAnsi="Aptos" w:cs="Aptos"/>
+        </w:rPr>
+        <w:t>──</w:t>
+      </w:r>
+      <w:r>
+        <w:t xml:space="preserve"> services/</w:t>
+      </w:r>
+    </w:p>
+    <w:p>
+      <w:r>
+        <w:t>│       │   └── api.js</w:t>
+      </w:r>
+    </w:p>
+    <w:p>
+      <w:r>
+        <w:lastRenderedPageBreak/>
+        <w:t xml:space="preserve">│       </w:t>
+      </w:r>
+      <w:r>
+        <w:rPr>
+          <w:rFonts w:ascii="MS Gothic" w:eastAsia="MS Gothic" w:hAnsi="MS Gothic" w:cs="MS Gothic" w:hint="eastAsia"/>
+        </w:rPr>
+        <w:t>├</w:t>
+      </w:r>
+      <w:r>
+        <w:rPr>
+          <w:rFonts w:ascii="Aptos" w:hAnsi="Aptos" w:cs="Aptos"/>
+        </w:rPr>
+        <w:t>──</w:t>
+      </w:r>
+      <w:r>
+        <w:t xml:space="preserve"> components/</w:t>
+      </w:r>
+    </w:p>
+    <w:p>
+      <w:r>
+        <w:t>│       │   └── README.md</w:t>
+      </w:r>
+    </w:p>
+    <w:p>
+      <w:r>
+        <w:t>│       └── views/</w:t>
+      </w:r>
+    </w:p>
+    <w:p>
+      <w:r>
+        <w:t xml:space="preserve">│           </w:t>
+      </w:r>
+      <w:r>
+        <w:rPr>
+          <w:rFonts w:ascii="MS Gothic" w:eastAsia="MS Gothic" w:hAnsi="MS Gothic" w:cs="MS Gothic" w:hint="eastAsia"/>
+        </w:rPr>
+        <w:t>├</w:t>
+      </w:r>
+      <w:r>
+        <w:rPr>
+          <w:rFonts w:ascii="Aptos" w:hAnsi="Aptos" w:cs="Aptos"/>
+        </w:rPr>
+        <w:t>──</w:t>
+      </w:r>
+      <w:r>
+        <w:t xml:space="preserve"> SchoolDirectoryView.vue</w:t>
+      </w:r>
+    </w:p>
+    <w:p>
+      <w:r>
+        <w:t xml:space="preserve">│           </w:t>
+      </w:r>
+      <w:r>
+        <w:rPr>
+          <w:rFonts w:ascii="MS Gothic" w:eastAsia="MS Gothic" w:hAnsi="MS Gothic" w:cs="MS Gothic" w:hint="eastAsia"/>
+        </w:rPr>
+        <w:t>├</w:t>
+      </w:r>
+      <w:r>
+        <w:rPr>
+          <w:rFonts w:ascii="Aptos" w:hAnsi="Aptos" w:cs="Aptos"/>
+        </w:rPr>
+        <w:t>──</w:t>
+      </w:r>
+      <w:r>
+        <w:t xml:space="preserve"> SchoolProfileView.vue</w:t>
+      </w:r>
+    </w:p>
+    <w:p>
+      <w:r>
+        <w:t xml:space="preserve">│           </w:t>
+      </w:r>
+      <w:r>
+        <w:rPr>
+          <w:rFonts w:ascii="MS Gothic" w:eastAsia="MS Gothic" w:hAnsi="MS Gothic" w:cs="MS Gothic" w:hint="eastAsia"/>
+        </w:rPr>
+        <w:t>├</w:t>
+      </w:r>
+      <w:r>
+        <w:rPr>
+          <w:rFonts w:ascii="Aptos" w:hAnsi="Aptos" w:cs="Aptos"/>
+        </w:rPr>
+        <w:t>──</w:t>
+      </w:r>
+      <w:r>
+        <w:t xml:space="preserve"> LoginView.vue</w:t>
+      </w:r>
+    </w:p>
+    <w:p>
+      <w:r>
+        <w:t xml:space="preserve">│           </w:t>
+      </w:r>
+      <w:r>
+        <w:rPr>
+          <w:rFonts w:ascii="MS Gothic" w:eastAsia="MS Gothic" w:hAnsi="MS Gothic" w:cs="MS Gothic" w:hint="eastAsia"/>
+        </w:rPr>
+        <w:t>├</w:t>
+      </w:r>
+      <w:r>
+        <w:rPr>
+          <w:rFonts w:ascii="Aptos" w:hAnsi="Aptos" w:cs="Aptos"/>
+        </w:rPr>
+        <w:t>──</w:t>
+      </w:r>
+      <w:r>
+        <w:t xml:space="preserve"> RegisterView.vue</w:t>
+      </w:r>
+    </w:p>
+    <w:p>
+      <w:r>
+        <w:t xml:space="preserve">│           </w:t>
+      </w:r>
+      <w:r>
+        <w:rPr>
+          <w:rFonts w:ascii="MS Gothic" w:eastAsia="MS Gothic" w:hAnsi="MS Gothic" w:cs="MS Gothic" w:hint="eastAsia"/>
+        </w:rPr>
+        <w:t>├</w:t>
+      </w:r>
+      <w:r>
+        <w:rPr>
+          <w:rFonts w:ascii="Aptos" w:hAnsi="Aptos" w:cs="Aptos"/>
+        </w:rPr>
+        <w:t>──</w:t>
+      </w:r>
+      <w:r>
+        <w:t xml:space="preserve"> UserProfileView.vue</w:t>
+      </w:r>
+    </w:p>
+    <w:p>
+      <w:r>
+        <w:t xml:space="preserve">│           </w:t>
+      </w:r>
+      <w:r>
+        <w:rPr>
+          <w:rFonts w:ascii="MS Gothic" w:eastAsia="MS Gothic" w:hAnsi="MS Gothic" w:cs="MS Gothic" w:hint="eastAsia"/>
+        </w:rPr>
+        <w:t>├</w:t>
+      </w:r>
+      <w:r>
+        <w:rPr>
+          <w:rFonts w:ascii="Aptos" w:hAnsi="Aptos" w:cs="Aptos"/>
+        </w:rPr>
+        <w:t>──</w:t>
+      </w:r>
+      <w:r>
+        <w:t xml:space="preserve"> BookmarkedSchoolsView.vue</w:t>
+      </w:r>
+    </w:p>
+    <w:p>
+      <w:r>
+        <w:t xml:space="preserve">│           </w:t>
+      </w:r>
+      <w:r>
+        <w:rPr>
+          <w:rFonts w:ascii="MS Gothic" w:eastAsia="MS Gothic" w:hAnsi="MS Gothic" w:cs="MS Gothic" w:hint="eastAsia"/>
+        </w:rPr>
+        <w:t>├</w:t>
+      </w:r>
+      <w:r>
+        <w:rPr>
+          <w:rFonts w:ascii="Aptos" w:hAnsi="Aptos" w:cs="Aptos"/>
+        </w:rPr>
+        <w:t>──</w:t>
+      </w:r>
+      <w:r>
+        <w:t xml:space="preserve"> RoadmapView.vue</w:t>
+      </w:r>
+    </w:p>
+    <w:p>
+      <w:r>
+        <w:t>│           └── AdminView.vue</w:t>
+      </w:r>
+    </w:p>
+    <w:p>
+      <w:r>
+        <w:t>└── backend/</w:t>
+      </w:r>
+    </w:p>
+    <w:p>
+      <w:r>
+        <w:t xml:space="preserve">    </w:t>
+      </w:r>
+      <w:r>
+        <w:rPr>
+          <w:rFonts w:ascii="MS Gothic" w:eastAsia="MS Gothic" w:hAnsi="MS Gothic" w:cs="MS Gothic" w:hint="eastAsia"/>
+        </w:rPr>
+        <w:t>├</w:t>
+      </w:r>
+      <w:r>
+        <w:rPr>
+          <w:rFonts w:ascii="Aptos" w:hAnsi="Aptos" w:cs="Aptos"/>
+        </w:rPr>
+        <w:t>──</w:t>
+      </w:r>
+      <w:r>
+        <w:t xml:space="preserve"> README.md</w:t>
+      </w:r>
+    </w:p>
+    <w:p>
+      <w:r>
+        <w:t xml:space="preserve">    </w:t>
+      </w:r>
+      <w:r>
+        <w:rPr>
+          <w:rFonts w:ascii="MS Gothic" w:eastAsia="MS Gothic" w:hAnsi="MS Gothic" w:cs="MS Gothic" w:hint="eastAsia"/>
+        </w:rPr>
+        <w:t>├</w:t>
+      </w:r>
+      <w:r>
+        <w:rPr>
+          <w:rFonts w:ascii="Aptos" w:hAnsi="Aptos" w:cs="Aptos"/>
+        </w:rPr>
+        <w:t>──</w:t>
+      </w:r>
+      <w:r>
+        <w:t xml:space="preserve"> requirements.txt</w:t>
+      </w:r>
+    </w:p>
+    <w:p>
+      <w:r>
+        <w:t xml:space="preserve">    └── app/</w:t>
+      </w:r>
+    </w:p>
+    <w:p>
+      <w:r>
+        <w:t xml:space="preserve">        </w:t>
+      </w:r>
+      <w:r>
+        <w:rPr>
+          <w:rFonts w:ascii="MS Gothic" w:eastAsia="MS Gothic" w:hAnsi="MS Gothic" w:cs="MS Gothic" w:hint="eastAsia"/>
+        </w:rPr>
+        <w:t>├</w:t>
+      </w:r>
+      <w:r>
+        <w:rPr>
+          <w:rFonts w:ascii="Aptos" w:hAnsi="Aptos" w:cs="Aptos"/>
+        </w:rPr>
+        <w:t>──</w:t>
+      </w:r>
+      <w:r>
+        <w:t xml:space="preserve"> __init__.py</w:t>
+      </w:r>
+    </w:p>
+    <w:p>
+      <w:r>
+        <w:t xml:space="preserve">        </w:t>
+      </w:r>
+      <w:r>
+        <w:rPr>
+          <w:rFonts w:ascii="MS Gothic" w:eastAsia="MS Gothic" w:hAnsi="MS Gothic" w:cs="MS Gothic" w:hint="eastAsia"/>
+        </w:rPr>
+        <w:t>├</w:t>
+      </w:r>
+      <w:r>
+        <w:rPr>
+          <w:rFonts w:ascii="Aptos" w:hAnsi="Aptos" w:cs="Aptos"/>
+        </w:rPr>
+        <w:t>──</w:t>
+      </w:r>
+      <w:r>
+        <w:t xml:space="preserve"> main.py</w:t>
+      </w:r>
+    </w:p>
+    <w:p>
+      <w:r>
+        <w:t xml:space="preserve">        </w:t>
+      </w:r>
+      <w:r>
+        <w:rPr>
+          <w:rFonts w:ascii="MS Gothic" w:eastAsia="MS Gothic" w:hAnsi="MS Gothic" w:cs="MS Gothic" w:hint="eastAsia"/>
+        </w:rPr>
+        <w:t>├</w:t>
+      </w:r>
+      <w:r>
+        <w:rPr>
+          <w:rFonts w:ascii="Aptos" w:hAnsi="Aptos" w:cs="Aptos"/>
+        </w:rPr>
+        <w:t>──</w:t>
+      </w:r>
+      <w:r>
+        <w:t xml:space="preserve"> core/</w:t>
+      </w:r>
+    </w:p>
+    <w:p>
+      <w:r>
+        <w:t xml:space="preserve">        │   └── config.py</w:t>
+      </w:r>
+    </w:p>
+    <w:p>
+      <w:r>
+        <w:t xml:space="preserve">        </w:t>
+      </w:r>
+      <w:r>
+        <w:rPr>
+          <w:rFonts w:ascii="MS Gothic" w:eastAsia="MS Gothic" w:hAnsi="MS Gothic" w:cs="MS Gothic" w:hint="eastAsia"/>
+        </w:rPr>
+        <w:t>├</w:t>
+      </w:r>
+      <w:r>
+        <w:rPr>
+          <w:rFonts w:ascii="Aptos" w:hAnsi="Aptos" w:cs="Aptos"/>
+        </w:rPr>
+        <w:t>──</w:t>
+      </w:r>
+      <w:r>
+        <w:t xml:space="preserve"> db/</w:t>
+      </w:r>
+    </w:p>
+    <w:p>
+      <w:r>
+        <w:t xml:space="preserve">        │   └── database.py</w:t>
+      </w:r>
+    </w:p>
+    <w:p>
+      <w:r>
+        <w:t xml:space="preserve">        </w:t>
+      </w:r>
+      <w:r>
+        <w:rPr>
+          <w:rFonts w:ascii="MS Gothic" w:eastAsia="MS Gothic" w:hAnsi="MS Gothic" w:cs="MS Gothic" w:hint="eastAsia"/>
+        </w:rPr>
+        <w:t>├</w:t>
+      </w:r>
+      <w:r>
+        <w:rPr>
+          <w:rFonts w:ascii="Aptos" w:hAnsi="Aptos" w:cs="Aptos"/>
+        </w:rPr>
+        <w:t>──</w:t>
+      </w:r>
+      <w:r>
+        <w:t xml:space="preserve"> models/</w:t>
+      </w:r>
+    </w:p>
+    <w:p>
+      <w:r>
+        <w:t xml:space="preserve">        │   </w:t>
+      </w:r>
+      <w:r>
+        <w:rPr>
+          <w:rFonts w:ascii="MS Gothic" w:eastAsia="MS Gothic" w:hAnsi="MS Gothic" w:cs="MS Gothic" w:hint="eastAsia"/>
+        </w:rPr>
+        <w:t>├</w:t>
+      </w:r>
+      <w:r>
+        <w:rPr>
+          <w:rFonts w:ascii="Aptos" w:hAnsi="Aptos" w:cs="Aptos"/>
+        </w:rPr>
+        <w:t>──</w:t>
+      </w:r>
+      <w:r>
+        <w:t xml:space="preserve"> __init__.py</w:t>
+      </w:r>
+    </w:p>
+    <w:p>
+      <w:r>
+        <w:t xml:space="preserve">        │   </w:t>
+      </w:r>
+      <w:r>
+        <w:rPr>
+          <w:rFonts w:ascii="MS Gothic" w:eastAsia="MS Gothic" w:hAnsi="MS Gothic" w:cs="MS Gothic" w:hint="eastAsia"/>
+        </w:rPr>
+        <w:t>├</w:t>
+      </w:r>
+      <w:r>
+        <w:rPr>
+          <w:rFonts w:ascii="Aptos" w:hAnsi="Aptos" w:cs="Aptos"/>
+        </w:rPr>
+        <w:t>──</w:t>
+      </w:r>
+      <w:r>
+        <w:t xml:space="preserve"> user.py</w:t>
+      </w:r>
+    </w:p>
+    <w:p>
+      <w:r>
+        <w:t xml:space="preserve">        │   </w:t>
+      </w:r>
+      <w:r>
+        <w:rPr>
+          <w:rFonts w:ascii="MS Gothic" w:eastAsia="MS Gothic" w:hAnsi="MS Gothic" w:cs="MS Gothic" w:hint="eastAsia"/>
+        </w:rPr>
+        <w:t>├</w:t>
+      </w:r>
+      <w:r>
+        <w:rPr>
+          <w:rFonts w:ascii="Aptos" w:hAnsi="Aptos" w:cs="Aptos"/>
+        </w:rPr>
+        <w:t>──</w:t>
+      </w:r>
+      <w:r>
+        <w:t xml:space="preserve"> school.py</w:t>
+      </w:r>
+    </w:p>
+    <w:p>
+      <w:r>
+        <w:lastRenderedPageBreak/>
+        <w:t xml:space="preserve">        │   </w:t>
+      </w:r>
+      <w:r>
+        <w:rPr>
+          <w:rFonts w:ascii="MS Gothic" w:eastAsia="MS Gothic" w:hAnsi="MS Gothic" w:cs="MS Gothic" w:hint="eastAsia"/>
+        </w:rPr>
+        <w:t>├</w:t>
+      </w:r>
+      <w:r>
+        <w:rPr>
+          <w:rFonts w:ascii="Aptos" w:hAnsi="Aptos" w:cs="Aptos"/>
+        </w:rPr>
+        <w:t>──</w:t>
+      </w:r>
+      <w:r>
+        <w:t xml:space="preserve"> bookmark.py</w:t>
+      </w:r>
+    </w:p>
+    <w:p>
+      <w:r>
+        <w:t xml:space="preserve">        │   </w:t>
+      </w:r>
+      <w:r>
+        <w:rPr>
+          <w:rFonts w:ascii="MS Gothic" w:eastAsia="MS Gothic" w:hAnsi="MS Gothic" w:cs="MS Gothic" w:hint="eastAsia"/>
+        </w:rPr>
+        <w:t>├</w:t>
+      </w:r>
+      <w:r>
+        <w:rPr>
+          <w:rFonts w:ascii="Aptos" w:hAnsi="Aptos" w:cs="Aptos"/>
+        </w:rPr>
+        <w:t>──</w:t>
+      </w:r>
+      <w:r>
+        <w:t xml:space="preserve"> review.py</w:t>
+      </w:r>
+    </w:p>
+    <w:p>
+      <w:r>
+        <w:t xml:space="preserve">        │   └── roadmap.py</w:t>
+      </w:r>
+    </w:p>
+    <w:p>
+      <w:r>
+        <w:t xml:space="preserve">        </w:t>
+      </w:r>
+      <w:r>
+        <w:rPr>
+          <w:rFonts w:ascii="MS Gothic" w:eastAsia="MS Gothic" w:hAnsi="MS Gothic" w:cs="MS Gothic" w:hint="eastAsia"/>
+        </w:rPr>
+        <w:t>├</w:t>
+      </w:r>
+      <w:r>
+        <w:rPr>
+          <w:rFonts w:ascii="Aptos" w:hAnsi="Aptos" w:cs="Aptos"/>
+        </w:rPr>
+        <w:t>──</w:t>
+      </w:r>
+      <w:r>
+        <w:t xml:space="preserve"> schemas/</w:t>
+      </w:r>
+    </w:p>
+    <w:p>
+      <w:r>
+        <w:t xml:space="preserve">        │   </w:t>
+      </w:r>
+      <w:r>
+        <w:rPr>
+          <w:rFonts w:ascii="MS Gothic" w:eastAsia="MS Gothic" w:hAnsi="MS Gothic" w:cs="MS Gothic" w:hint="eastAsia"/>
+        </w:rPr>
+        <w:t>├</w:t>
+      </w:r>
+      <w:r>
+        <w:rPr>
+          <w:rFonts w:ascii="Aptos" w:hAnsi="Aptos" w:cs="Aptos"/>
+        </w:rPr>
+        <w:t>──</w:t>
+      </w:r>
+      <w:r>
+        <w:t xml:space="preserve"> __init__.py</w:t>
+      </w:r>
+    </w:p>
+    <w:p>
+      <w:r>
+        <w:t xml:space="preserve">        │   </w:t>
+      </w:r>
+      <w:r>
+        <w:rPr>
+          <w:rFonts w:ascii="MS Gothic" w:eastAsia="MS Gothic" w:hAnsi="MS Gothic" w:cs="MS Gothic" w:hint="eastAsia"/>
+        </w:rPr>
+        <w:t>├</w:t>
+      </w:r>
+      <w:r>
+        <w:rPr>
+          <w:rFonts w:ascii="Aptos" w:hAnsi="Aptos" w:cs="Aptos"/>
+        </w:rPr>
+        <w:t>──</w:t>
+      </w:r>
+      <w:r>
+        <w:t xml:space="preserve"> auth.py</w:t>
+      </w:r>
+    </w:p>
+    <w:p>
+      <w:r>
+        <w:t xml:space="preserve">        │   </w:t>
+      </w:r>
+      <w:r>
+        <w:rPr>
+          <w:rFonts w:ascii="MS Gothic" w:eastAsia="MS Gothic" w:hAnsi="MS Gothic" w:cs="MS Gothic" w:hint="eastAsia"/>
+        </w:rPr>
+        <w:t>├</w:t>
+      </w:r>
+      <w:r>
+        <w:rPr>
+          <w:rFonts w:ascii="Aptos" w:hAnsi="Aptos" w:cs="Aptos"/>
+        </w:rPr>
+        <w:t>──</w:t>
+      </w:r>
+      <w:r>
+        <w:t xml:space="preserve"> school.py</w:t>
+      </w:r>
+    </w:p>
+    <w:p>
+      <w:r>
+        <w:t xml:space="preserve">        │   </w:t>
+      </w:r>
+      <w:r>
+        <w:rPr>
+          <w:rFonts w:ascii="MS Gothic" w:eastAsia="MS Gothic" w:hAnsi="MS Gothic" w:cs="MS Gothic" w:hint="eastAsia"/>
+        </w:rPr>
+        <w:t>├</w:t>
+      </w:r>
+      <w:r>
+        <w:rPr>
+          <w:rFonts w:ascii="Aptos" w:hAnsi="Aptos" w:cs="Aptos"/>
+        </w:rPr>
+        <w:t>──</w:t>
+      </w:r>
+      <w:r>
+        <w:t xml:space="preserve"> profile.py</w:t>
+      </w:r>
+    </w:p>
+    <w:p>
+      <w:r>
+        <w:t xml:space="preserve">        │   </w:t>
+      </w:r>
+      <w:r>
+        <w:rPr>
+          <w:rFonts w:ascii="MS Gothic" w:eastAsia="MS Gothic" w:hAnsi="MS Gothic" w:cs="MS Gothic" w:hint="eastAsia"/>
+        </w:rPr>
+        <w:t>├</w:t>
+      </w:r>
+      <w:r>
+        <w:rPr>
+          <w:rFonts w:ascii="Aptos" w:hAnsi="Aptos" w:cs="Aptos"/>
+        </w:rPr>
+        <w:t>──</w:t>
+      </w:r>
+      <w:r>
+        <w:t xml:space="preserve"> review.py</w:t>
+      </w:r>
+    </w:p>
+    <w:p>
+      <w:r>
+        <w:t xml:space="preserve">        │   └── roadmap.py</w:t>
+      </w:r>
+    </w:p>
+    <w:p>
+      <w:r>
+        <w:t xml:space="preserve">        </w:t>
+      </w:r>
+      <w:r>
+        <w:rPr>
+          <w:rFonts w:ascii="MS Gothic" w:eastAsia="MS Gothic" w:hAnsi="MS Gothic" w:cs="MS Gothic" w:hint="eastAsia"/>
+        </w:rPr>
+        <w:t>├</w:t>
+      </w:r>
+      <w:r>
+        <w:rPr>
+          <w:rFonts w:ascii="Aptos" w:hAnsi="Aptos" w:cs="Aptos"/>
+        </w:rPr>
+        <w:t>──</w:t>
+      </w:r>
+      <w:r>
+        <w:t xml:space="preserve"> api/</w:t>
+      </w:r>
+    </w:p>
+    <w:p>
+      <w:r>
+        <w:t xml:space="preserve">        │   </w:t>
+      </w:r>
+      <w:r>
+        <w:rPr>
+          <w:rFonts w:ascii="MS Gothic" w:eastAsia="MS Gothic" w:hAnsi="MS Gothic" w:cs="MS Gothic" w:hint="eastAsia"/>
+        </w:rPr>
+        <w:t>├</w:t>
+      </w:r>
+      <w:r>
+        <w:rPr>
+          <w:rFonts w:ascii="Aptos" w:hAnsi="Aptos" w:cs="Aptos"/>
+        </w:rPr>
+        <w:t>──</w:t>
+      </w:r>
+      <w:r>
+        <w:t xml:space="preserve"> __init__.py</w:t>
+      </w:r>
+    </w:p>
+    <w:p>
+      <w:r>
+        <w:t xml:space="preserve">        │   </w:t>
+      </w:r>
+      <w:r>
+        <w:rPr>
+          <w:rFonts w:ascii="MS Gothic" w:eastAsia="MS Gothic" w:hAnsi="MS Gothic" w:cs="MS Gothic" w:hint="eastAsia"/>
+        </w:rPr>
+        <w:t>├</w:t>
+      </w:r>
+      <w:r>
+        <w:rPr>
+          <w:rFonts w:ascii="Aptos" w:hAnsi="Aptos" w:cs="Aptos"/>
+        </w:rPr>
+        <w:t>──</w:t>
+      </w:r>
+      <w:r>
+        <w:t xml:space="preserve"> deps.py</w:t>
+      </w:r>
+    </w:p>
+    <w:p>
+      <w:r>
+        <w:t xml:space="preserve">        │   └── routes/</w:t>
+      </w:r>
+    </w:p>
+    <w:p>
+      <w:r>
+        <w:t xml:space="preserve">        │       </w:t>
+      </w:r>
+      <w:r>
+        <w:rPr>
+          <w:rFonts w:ascii="MS Gothic" w:eastAsia="MS Gothic" w:hAnsi="MS Gothic" w:cs="MS Gothic" w:hint="eastAsia"/>
+        </w:rPr>
+        <w:t>├</w:t>
+      </w:r>
+      <w:r>
+        <w:rPr>
+          <w:rFonts w:ascii="Aptos" w:hAnsi="Aptos" w:cs="Aptos"/>
+        </w:rPr>
+        <w:t>──</w:t>
+      </w:r>
+      <w:r>
+        <w:t xml:space="preserve"> __init__.py</w:t>
+      </w:r>
+    </w:p>
+    <w:p>
+      <w:r>
+        <w:t xml:space="preserve">        │       </w:t>
+      </w:r>
+      <w:r>
+        <w:rPr>
+          <w:rFonts w:ascii="MS Gothic" w:eastAsia="MS Gothic" w:hAnsi="MS Gothic" w:cs="MS Gothic" w:hint="eastAsia"/>
+        </w:rPr>
+        <w:t>├</w:t>
+      </w:r>
+      <w:r>
+        <w:rPr>
+          <w:rFonts w:ascii="Aptos" w:hAnsi="Aptos" w:cs="Aptos"/>
+        </w:rPr>
+        <w:t>──</w:t>
+      </w:r>
+      <w:r>
+        <w:t xml:space="preserve"> auth.py</w:t>
+      </w:r>
+    </w:p>
+    <w:p>
+      <w:r>
+        <w:t xml:space="preserve">        │       </w:t>
+      </w:r>
+      <w:r>
+        <w:rPr>
+          <w:rFonts w:ascii="MS Gothic" w:eastAsia="MS Gothic" w:hAnsi="MS Gothic" w:cs="MS Gothic" w:hint="eastAsia"/>
+        </w:rPr>
+        <w:t>├</w:t>
+      </w:r>
+      <w:r>
+        <w:rPr>
+          <w:rFonts w:ascii="Aptos" w:hAnsi="Aptos" w:cs="Aptos"/>
+        </w:rPr>
+        <w:t>──</w:t>
+      </w:r>
+      <w:r>
+        <w:t xml:space="preserve"> schools.py</w:t>
+      </w:r>
+    </w:p>
+    <w:p>
+      <w:r>
+        <w:t xml:space="preserve">        │       </w:t>
+      </w:r>
+      <w:r>
+        <w:rPr>
+          <w:rFonts w:ascii="MS Gothic" w:eastAsia="MS Gothic" w:hAnsi="MS Gothic" w:cs="MS Gothic" w:hint="eastAsia"/>
+        </w:rPr>
+        <w:t>├</w:t>
+      </w:r>
+      <w:r>
+        <w:rPr>
+          <w:rFonts w:ascii="Aptos" w:hAnsi="Aptos" w:cs="Aptos"/>
+        </w:rPr>
+        <w:t>──</w:t>
+      </w:r>
+      <w:r>
+        <w:t xml:space="preserve"> profile.py</w:t>
+      </w:r>
+    </w:p>
+    <w:p>
+      <w:r>
+        <w:t xml:space="preserve">        │       </w:t>
+      </w:r>
+      <w:r>
+        <w:rPr>
+          <w:rFonts w:ascii="MS Gothic" w:eastAsia="MS Gothic" w:hAnsi="MS Gothic" w:cs="MS Gothic" w:hint="eastAsia"/>
+        </w:rPr>
+        <w:t>├</w:t>
+      </w:r>
+      <w:r>
+        <w:rPr>
+          <w:rFonts w:ascii="Aptos" w:hAnsi="Aptos" w:cs="Aptos"/>
+        </w:rPr>
+        <w:t>──</w:t>
+      </w:r>
+      <w:r>
+        <w:t xml:space="preserve"> bookmarks.py</w:t>
+      </w:r>
+    </w:p>
+    <w:p>
+      <w:r>
+        <w:t xml:space="preserve">        │       </w:t>
+      </w:r>
+      <w:r>
+        <w:rPr>
+          <w:rFonts w:ascii="MS Gothic" w:eastAsia="MS Gothic" w:hAnsi="MS Gothic" w:cs="MS Gothic" w:hint="eastAsia"/>
+        </w:rPr>
+        <w:t>├</w:t>
+      </w:r>
+      <w:r>
+        <w:rPr>
+          <w:rFonts w:ascii="Aptos" w:hAnsi="Aptos" w:cs="Aptos"/>
+        </w:rPr>
+        <w:t>──</w:t>
+      </w:r>
+      <w:r>
+        <w:t xml:space="preserve"> reviews.py</w:t>
+      </w:r>
+    </w:p>
+    <w:p>
+      <w:r>
+        <w:t xml:space="preserve">        │       </w:t>
+      </w:r>
+      <w:r>
+        <w:rPr>
+          <w:rFonts w:ascii="MS Gothic" w:eastAsia="MS Gothic" w:hAnsi="MS Gothic" w:cs="MS Gothic" w:hint="eastAsia"/>
+        </w:rPr>
+        <w:t>├</w:t>
+      </w:r>
+      <w:r>
+        <w:rPr>
+          <w:rFonts w:ascii="Aptos" w:hAnsi="Aptos" w:cs="Aptos"/>
+        </w:rPr>
+        <w:t>──</w:t>
+      </w:r>
+      <w:r>
+        <w:t xml:space="preserve"> roadmaps.py</w:t>
+      </w:r>
+    </w:p>
+    <w:p>
+      <w:r>
+        <w:t xml:space="preserve">        │       └── admin.py</w:t>
+      </w:r>
+    </w:p>
+    <w:p>
+      <w:r>
+        <w:t xml:space="preserve">        </w:t>
+      </w:r>
+      <w:r>
+        <w:rPr>
+          <w:rFonts w:ascii="MS Gothic" w:eastAsia="MS Gothic" w:hAnsi="MS Gothic" w:cs="MS Gothic" w:hint="eastAsia"/>
+        </w:rPr>
+        <w:t>├</w:t>
+      </w:r>
+      <w:r>
+        <w:rPr>
+          <w:rFonts w:ascii="Aptos" w:hAnsi="Aptos" w:cs="Aptos"/>
+        </w:rPr>
+        <w:t>──</w:t>
+      </w:r>
+      <w:r>
+        <w:t xml:space="preserve"> services/</w:t>
+      </w:r>
+    </w:p>
+    <w:p>
+      <w:r>
+        <w:t xml:space="preserve">        │   </w:t>
+      </w:r>
+      <w:r>
+        <w:rPr>
+          <w:rFonts w:ascii="MS Gothic" w:eastAsia="MS Gothic" w:hAnsi="MS Gothic" w:cs="MS Gothic" w:hint="eastAsia"/>
+        </w:rPr>
+        <w:t>├</w:t>
+      </w:r>
+      <w:r>
+        <w:rPr>
+          <w:rFonts w:ascii="Aptos" w:hAnsi="Aptos" w:cs="Aptos"/>
+        </w:rPr>
+        <w:t>──</w:t>
+      </w:r>
+      <w:r>
+        <w:t xml:space="preserve"> auth_service.py</w:t>
+      </w:r>
+    </w:p>
+    <w:p>
+      <w:r>
+        <w:t xml:space="preserve">        │   </w:t>
+      </w:r>
+      <w:r>
+        <w:rPr>
+          <w:rFonts w:ascii="MS Gothic" w:eastAsia="MS Gothic" w:hAnsi="MS Gothic" w:cs="MS Gothic" w:hint="eastAsia"/>
+        </w:rPr>
+        <w:t>├</w:t>
+      </w:r>
+      <w:r>
+        <w:rPr>
+          <w:rFonts w:ascii="Aptos" w:hAnsi="Aptos" w:cs="Aptos"/>
+        </w:rPr>
+        <w:t>──</w:t>
+      </w:r>
+      <w:r>
+        <w:t xml:space="preserve"> school_service.py</w:t>
+      </w:r>
+    </w:p>
+    <w:p>
+      <w:r>
+        <w:lastRenderedPageBreak/>
+        <w:t xml:space="preserve">        │   </w:t>
+      </w:r>
+      <w:r>
+        <w:rPr>
+          <w:rFonts w:ascii="MS Gothic" w:eastAsia="MS Gothic" w:hAnsi="MS Gothic" w:cs="MS Gothic" w:hint="eastAsia"/>
+        </w:rPr>
+        <w:t>├</w:t>
+      </w:r>
+      <w:r>
+        <w:rPr>
+          <w:rFonts w:ascii="Aptos" w:hAnsi="Aptos" w:cs="Aptos"/>
+        </w:rPr>
+        <w:t>──</w:t>
+      </w:r>
+      <w:r>
+        <w:t xml:space="preserve"> roadmap_service.py</w:t>
+      </w:r>
+    </w:p>
+    <w:p>
+      <w:r>
+        <w:t xml:space="preserve">        │   └── dataset_service.py</w:t>
+      </w:r>
+    </w:p>
+    <w:p>
+      <w:r>
+        <w:t xml:space="preserve">        └── tests/</w:t>
+      </w:r>
+    </w:p>
+    <w:p>
+      <w:r>
+        <w:t xml:space="preserve">            └── README.md</w:t>
       </w:r>
     </w:p>
     <w:p>
@@ -2226,16 +1675,7 @@
           </w:tcPr>
           <w:p>
             <w:r>
-              <w:lastRenderedPageBreak/>
-              <w:t>frontend/</w:t>
-            </w:r>
-            <w:proofErr w:type="spellStart"/>
-            <w:r>
-              <w:t>src</w:t>
-            </w:r>
-            <w:proofErr w:type="spellEnd"/>
-            <w:r>
-              <w:t>/views/</w:t>
+              <w:t>frontend/src/views/</w:t>
             </w:r>
           </w:p>
         </w:tc>
@@ -2247,15 +1687,7 @@
           </w:tcPr>
           <w:p>
             <w:r>
-              <w:t xml:space="preserve">The main pages </w:t>
-            </w:r>
-            <w:proofErr w:type="gramStart"/>
-            <w:r>
-              <w:t>corresponding</w:t>
-            </w:r>
-            <w:proofErr w:type="gramEnd"/>
-            <w:r>
-              <w:t xml:space="preserve"> to your use cases</w:t>
+              <w:t>The main pages corresponding to your use cases</w:t>
             </w:r>
           </w:p>
         </w:tc>
@@ -2272,15 +1704,7 @@
           </w:tcPr>
           <w:p>
             <w:r>
-              <w:t>frontend/</w:t>
-            </w:r>
-            <w:proofErr w:type="spellStart"/>
-            <w:r>
-              <w:t>src</w:t>
-            </w:r>
-            <w:proofErr w:type="spellEnd"/>
-            <w:r>
-              <w:t>/components/</w:t>
+              <w:t>frontend/src/components/</w:t>
             </w:r>
           </w:p>
         </w:tc>
@@ -2309,15 +1733,7 @@
           </w:tcPr>
           <w:p>
             <w:r>
-              <w:t>frontend/</w:t>
-            </w:r>
-            <w:proofErr w:type="spellStart"/>
-            <w:r>
-              <w:t>src</w:t>
-            </w:r>
-            <w:proofErr w:type="spellEnd"/>
-            <w:r>
-              <w:t>/services/api.js</w:t>
+              <w:t>frontend/src/services/api.js</w:t>
             </w:r>
           </w:p>
         </w:tc>
@@ -2329,15 +1745,7 @@
           </w:tcPr>
           <w:p>
             <w:r>
-              <w:t xml:space="preserve">Central place for </w:t>
-            </w:r>
-            <w:proofErr w:type="gramStart"/>
-            <w:r>
-              <w:t>frontend</w:t>
-            </w:r>
-            <w:proofErr w:type="gramEnd"/>
-            <w:r>
-              <w:t>-to-backend API communication</w:t>
+              <w:t>Central place for frontend-to-backend API communication</w:t>
             </w:r>
           </w:p>
         </w:tc>
@@ -2354,15 +1762,7 @@
           </w:tcPr>
           <w:p>
             <w:r>
-              <w:t>backend/app/</w:t>
-            </w:r>
-            <w:proofErr w:type="spellStart"/>
-            <w:r>
-              <w:t>api</w:t>
-            </w:r>
-            <w:proofErr w:type="spellEnd"/>
-            <w:r>
-              <w:t>/routes/</w:t>
+              <w:t>backend/app/api/routes/</w:t>
             </w:r>
           </w:p>
         </w:tc>
@@ -2373,13 +1773,8 @@
             <w:hideMark/>
           </w:tcPr>
           <w:p>
-            <w:proofErr w:type="spellStart"/>
             <w:r>
-              <w:t>FastAPI</w:t>
-            </w:r>
-            <w:proofErr w:type="spellEnd"/>
-            <w:r>
-              <w:t xml:space="preserve"> endpoints grouped by feature</w:t>
+              <w:t>FastAPI endpoints grouped by feature</w:t>
             </w:r>
           </w:p>
         </w:tc>
@@ -2483,15 +1878,7 @@
           </w:tcPr>
           <w:p>
             <w:r>
-              <w:t>backend/app/</w:t>
-            </w:r>
-            <w:proofErr w:type="spellStart"/>
-            <w:r>
-              <w:t>db</w:t>
-            </w:r>
-            <w:proofErr w:type="spellEnd"/>
-            <w:r>
-              <w:t>/</w:t>
+              <w:t>backend/app/db/</w:t>
             </w:r>
           </w:p>
         </w:tc>
@@ -2561,15 +1948,7 @@
         </w:numPr>
       </w:pPr>
       <w:r>
-        <w:t xml:space="preserve">Simple separation of responsibilities: the </w:t>
-      </w:r>
-      <w:proofErr w:type="gramStart"/>
-      <w:r>
-        <w:t>frontend</w:t>
-      </w:r>
-      <w:proofErr w:type="gramEnd"/>
-      <w:r>
-        <w:t xml:space="preserve"> handles the interface, the backend handles application logic, and SQLite stores persistent data.</w:t>
+        <w:t>Simple separation of responsibilities: the frontend handles the interface, the backend handles application logic, and SQLite stores persistent data.</w:t>
       </w:r>
     </w:p>
     <w:p>
@@ -2617,6 +1996,7 @@
           <w:b/>
           <w:bCs/>
         </w:rPr>
+        <w:lastRenderedPageBreak/>
         <w:t>4. Important notes</w:t>
       </w:r>
     </w:p>
@@ -2649,15 +2029,7 @@
         </w:numPr>
       </w:pPr>
       <w:r>
-        <w:t xml:space="preserve">Set up a Python virtual environment and install </w:t>
-      </w:r>
-      <w:proofErr w:type="spellStart"/>
-      <w:r>
-        <w:t>FastAPI</w:t>
-      </w:r>
-      <w:proofErr w:type="spellEnd"/>
-      <w:r>
-        <w:t xml:space="preserve"> dependencies.</w:t>
+        <w:t>Set up a Python virtual environment and install FastAPI dependencies.</w:t>
       </w:r>
     </w:p>
     <w:p>
@@ -2668,15 +2040,7 @@
         </w:numPr>
       </w:pPr>
       <w:r>
-        <w:t xml:space="preserve">Configure SQLite and create </w:t>
-      </w:r>
-      <w:proofErr w:type="gramStart"/>
-      <w:r>
-        <w:t>the database</w:t>
-      </w:r>
-      <w:proofErr w:type="gramEnd"/>
-      <w:r>
-        <w:t xml:space="preserve"> models.</w:t>
+        <w:t>Configure SQLite and create the database models.</w:t>
       </w:r>
     </w:p>
     <w:p>
@@ -2687,7 +2051,6 @@
         </w:numPr>
       </w:pPr>
       <w:r>
-        <w:lastRenderedPageBreak/>
         <w:t>Implement the API endpoints and connect them to the frontend.</w:t>
       </w:r>
     </w:p>
@@ -2717,31 +2080,7 @@
     </w:p>
     <w:p>
       <w:r>
-        <w:object w:dxaOrig="1522" w:dyaOrig="991" w14:anchorId="0F6B5F71">
-          <v:shapetype id="_x0000_t75" coordsize="21600,21600" o:spt="75" o:preferrelative="t" path="m@4@5l@4@11@9@11@9@5xe" filled="f" stroked="f">
-            <v:stroke joinstyle="miter"/>
-            <v:formulas>
-              <v:f eqn="if lineDrawn pixelLineWidth 0"/>
-              <v:f eqn="sum @0 1 0"/>
-              <v:f eqn="sum 0 0 @1"/>
-              <v:f eqn="prod @2 1 2"/>
-              <v:f eqn="prod @3 21600 pixelWidth"/>
-              <v:f eqn="prod @3 21600 pixelHeight"/>
-              <v:f eqn="sum @0 0 1"/>
-              <v:f eqn="prod @6 1 2"/>
-              <v:f eqn="prod @7 21600 pixelWidth"/>
-              <v:f eqn="sum @8 21600 0"/>
-              <v:f eqn="prod @7 21600 pixelHeight"/>
-              <v:f eqn="sum @10 21600 0"/>
-            </v:formulas>
-            <v:path o:extrusionok="f" gradientshapeok="t" o:connecttype="rect"/>
-            <o:lock v:ext="edit" aspectratio="t"/>
-          </v:shapetype>
-          <v:shape id="_x0000_i1027" type="#_x0000_t75" style="width:76.2pt;height:49.8pt" o:ole="">
-            <v:imagedata r:id="rId5" o:title=""/>
-          </v:shape>
-          <o:OLEObject Type="Embed" ProgID="Package" ShapeID="_x0000_i1027" DrawAspect="Icon" ObjectID="_1853834837" r:id="rId6"/>
-        </w:object>
+        <w:t>The folder is submitted as zip folder inside /lab3.</w:t>
       </w:r>
     </w:p>
     <w:p>
@@ -2754,23 +2093,7 @@
     </w:p>
     <w:p>
       <w:r>
-        <w:t xml:space="preserve">The skeleton provided by the AI covered most of what is needed for our project. We mostly </w:t>
-      </w:r>
-      <w:proofErr w:type="gramStart"/>
-      <w:r>
-        <w:t>agrees</w:t>
-      </w:r>
-      <w:proofErr w:type="gramEnd"/>
-      <w:r>
-        <w:t xml:space="preserve"> with the </w:t>
-      </w:r>
-      <w:proofErr w:type="gramStart"/>
-      <w:r>
-        <w:t>provided format</w:t>
-      </w:r>
-      <w:proofErr w:type="gramEnd"/>
-      <w:r>
-        <w:t xml:space="preserve">. However, we find that it is lacking some of the important aspects of the project such as </w:t>
+        <w:t xml:space="preserve">The skeleton provided by the AI covered most of what is needed for our project. We mostly agrees with the provided format. However, we find that it is lacking some of the important aspects of the project such as </w:t>
       </w:r>
       <w:r>
         <w:t xml:space="preserve">assets folder, </w:t>
@@ -2782,28 +2105,7 @@
         <w:t xml:space="preserve">For backend, it was able to cover almost all of what is needed. </w:t>
       </w:r>
       <w:r>
-        <w:t xml:space="preserve">It didn’t mention the use </w:t>
-      </w:r>
-      <w:proofErr w:type="gramStart"/>
-      <w:r>
-        <w:t>of .env</w:t>
-      </w:r>
-      <w:proofErr w:type="gramEnd"/>
-      <w:r>
-        <w:t xml:space="preserve"> </w:t>
-      </w:r>
-      <w:proofErr w:type="gramStart"/>
-      <w:r>
-        <w:t>and .</w:t>
-      </w:r>
-      <w:proofErr w:type="spellStart"/>
-      <w:r>
-        <w:t>gitignore</w:t>
-      </w:r>
-      <w:proofErr w:type="spellEnd"/>
-      <w:proofErr w:type="gramEnd"/>
-      <w:r>
-        <w:t xml:space="preserve"> files within the structure.</w:t>
+        <w:t>It didn’t mention the use of .env and .gitignore files within the structure.</w:t>
       </w:r>
       <w:r>
         <w:br/>
@@ -4234,6 +3536,7 @@
   <w:style w:type="character" w:default="1" w:styleId="DefaultParagraphFont">
     <w:name w:val="Default Paragraph Font"/>
     <w:uiPriority w:val="1"/>
+    <w:semiHidden/>
     <w:unhideWhenUsed/>
   </w:style>
   <w:style w:type="table" w:default="1" w:styleId="TableNormal">
